--- a/Szakdolgozati_Konzultáció/FUNKCIONÁLIS, NEM FUNKCIONÁLIS KÖVETELMÉNYEK (TELJES).docx
+++ b/Szakdolgozati_Konzultáció/FUNKCIONÁLIS, NEM FUNKCIONÁLIS KÖVETELMÉNYEK (TELJES).docx
@@ -24,17 +24,17 @@
     <w:tbl>
       <w:tblPr>
         <w:tblStyle w:val="Rcsostblzat"/>
-        <w:tblW w:w="10695" w:type="dxa"/>
+        <w:tblW w:w="5000" w:type="pct"/>
         <w:jc w:val="center"/>
         <w:tblLook w:val="04A0" w:firstRow="1" w:lastRow="0" w:firstColumn="1" w:lastColumn="0" w:noHBand="0" w:noVBand="1"/>
       </w:tblPr>
       <w:tblGrid>
-        <w:gridCol w:w="1672"/>
-        <w:gridCol w:w="1638"/>
-        <w:gridCol w:w="1130"/>
-        <w:gridCol w:w="1683"/>
-        <w:gridCol w:w="1265"/>
-        <w:gridCol w:w="3307"/>
+        <w:gridCol w:w="1355"/>
+        <w:gridCol w:w="1450"/>
+        <w:gridCol w:w="1009"/>
+        <w:gridCol w:w="1450"/>
+        <w:gridCol w:w="1126"/>
+        <w:gridCol w:w="2898"/>
       </w:tblGrid>
       <w:tr>
         <w:trPr>
@@ -42,7 +42,7 @@
         </w:trPr>
         <w:tc>
           <w:tcPr>
-            <w:tcW w:w="1672" w:type="dxa"/>
+            <w:tcW w:w="782" w:type="pct"/>
             <w:vAlign w:val="center"/>
           </w:tcPr>
           <w:p>
@@ -68,7 +68,7 @@
         </w:tc>
         <w:tc>
           <w:tcPr>
-            <w:tcW w:w="1638" w:type="dxa"/>
+            <w:tcW w:w="766" w:type="pct"/>
             <w:vAlign w:val="center"/>
           </w:tcPr>
           <w:p>
@@ -94,7 +94,7 @@
         </w:tc>
         <w:tc>
           <w:tcPr>
-            <w:tcW w:w="1130" w:type="dxa"/>
+            <w:tcW w:w="528" w:type="pct"/>
             <w:vAlign w:val="center"/>
           </w:tcPr>
           <w:p>
@@ -120,7 +120,7 @@
         </w:tc>
         <w:tc>
           <w:tcPr>
-            <w:tcW w:w="1683" w:type="dxa"/>
+            <w:tcW w:w="787" w:type="pct"/>
             <w:vAlign w:val="center"/>
           </w:tcPr>
           <w:p>
@@ -146,7 +146,7 @@
         </w:tc>
         <w:tc>
           <w:tcPr>
-            <w:tcW w:w="1265" w:type="dxa"/>
+            <w:tcW w:w="591" w:type="pct"/>
             <w:vAlign w:val="center"/>
           </w:tcPr>
           <w:p>
@@ -172,7 +172,7 @@
         </w:tc>
         <w:tc>
           <w:tcPr>
-            <w:tcW w:w="3307" w:type="dxa"/>
+            <w:tcW w:w="1546" w:type="pct"/>
             <w:vAlign w:val="center"/>
           </w:tcPr>
           <w:p>
@@ -203,7 +203,7 @@
         </w:trPr>
         <w:tc>
           <w:tcPr>
-            <w:tcW w:w="1672" w:type="dxa"/>
+            <w:tcW w:w="782" w:type="pct"/>
             <w:vAlign w:val="center"/>
           </w:tcPr>
           <w:p>
@@ -225,7 +225,7 @@
         </w:tc>
         <w:tc>
           <w:tcPr>
-            <w:tcW w:w="1638" w:type="dxa"/>
+            <w:tcW w:w="766" w:type="pct"/>
             <w:vAlign w:val="center"/>
           </w:tcPr>
           <w:p>
@@ -263,7 +263,7 @@
         </w:tc>
         <w:tc>
           <w:tcPr>
-            <w:tcW w:w="1130" w:type="dxa"/>
+            <w:tcW w:w="528" w:type="pct"/>
             <w:vAlign w:val="center"/>
           </w:tcPr>
           <w:p>
@@ -285,7 +285,7 @@
         </w:tc>
         <w:tc>
           <w:tcPr>
-            <w:tcW w:w="1683" w:type="dxa"/>
+            <w:tcW w:w="787" w:type="pct"/>
             <w:vAlign w:val="center"/>
           </w:tcPr>
           <w:p>
@@ -323,7 +323,7 @@
         </w:tc>
         <w:tc>
           <w:tcPr>
-            <w:tcW w:w="1265" w:type="dxa"/>
+            <w:tcW w:w="591" w:type="pct"/>
             <w:vAlign w:val="center"/>
           </w:tcPr>
           <w:p>
@@ -345,7 +345,7 @@
         </w:tc>
         <w:tc>
           <w:tcPr>
-            <w:tcW w:w="3307" w:type="dxa"/>
+            <w:tcW w:w="1546" w:type="pct"/>
             <w:vAlign w:val="center"/>
           </w:tcPr>
           <w:p>
@@ -372,7 +372,7 @@
         </w:trPr>
         <w:tc>
           <w:tcPr>
-            <w:tcW w:w="1672" w:type="dxa"/>
+            <w:tcW w:w="782" w:type="pct"/>
             <w:vAlign w:val="center"/>
           </w:tcPr>
           <w:p>
@@ -394,7 +394,7 @@
         </w:tc>
         <w:tc>
           <w:tcPr>
-            <w:tcW w:w="1638" w:type="dxa"/>
+            <w:tcW w:w="766" w:type="pct"/>
             <w:vAlign w:val="center"/>
           </w:tcPr>
           <w:p>
@@ -433,7 +433,7 @@
         </w:tc>
         <w:tc>
           <w:tcPr>
-            <w:tcW w:w="1130" w:type="dxa"/>
+            <w:tcW w:w="528" w:type="pct"/>
             <w:vAlign w:val="center"/>
           </w:tcPr>
           <w:p>
@@ -455,7 +455,7 @@
         </w:tc>
         <w:tc>
           <w:tcPr>
-            <w:tcW w:w="1683" w:type="dxa"/>
+            <w:tcW w:w="787" w:type="pct"/>
             <w:vAlign w:val="center"/>
           </w:tcPr>
           <w:p>
@@ -533,7 +533,7 @@
         </w:tc>
         <w:tc>
           <w:tcPr>
-            <w:tcW w:w="1265" w:type="dxa"/>
+            <w:tcW w:w="591" w:type="pct"/>
             <w:vAlign w:val="center"/>
           </w:tcPr>
           <w:p>
@@ -555,7 +555,7 @@
         </w:tc>
         <w:tc>
           <w:tcPr>
-            <w:tcW w:w="3307" w:type="dxa"/>
+            <w:tcW w:w="1546" w:type="pct"/>
             <w:vAlign w:val="center"/>
           </w:tcPr>
           <w:p>
@@ -582,7 +582,7 @@
         </w:trPr>
         <w:tc>
           <w:tcPr>
-            <w:tcW w:w="1672" w:type="dxa"/>
+            <w:tcW w:w="782" w:type="pct"/>
             <w:vAlign w:val="center"/>
           </w:tcPr>
           <w:p>
@@ -604,7 +604,7 @@
         </w:tc>
         <w:tc>
           <w:tcPr>
-            <w:tcW w:w="1638" w:type="dxa"/>
+            <w:tcW w:w="766" w:type="pct"/>
             <w:vAlign w:val="center"/>
           </w:tcPr>
           <w:p>
@@ -626,7 +626,7 @@
         </w:tc>
         <w:tc>
           <w:tcPr>
-            <w:tcW w:w="1130" w:type="dxa"/>
+            <w:tcW w:w="528" w:type="pct"/>
             <w:vAlign w:val="center"/>
           </w:tcPr>
           <w:p>
@@ -648,7 +648,7 @@
         </w:tc>
         <w:tc>
           <w:tcPr>
-            <w:tcW w:w="1683" w:type="dxa"/>
+            <w:tcW w:w="787" w:type="pct"/>
             <w:vAlign w:val="center"/>
           </w:tcPr>
           <w:p>
@@ -686,7 +686,7 @@
         </w:tc>
         <w:tc>
           <w:tcPr>
-            <w:tcW w:w="1265" w:type="dxa"/>
+            <w:tcW w:w="591" w:type="pct"/>
             <w:vAlign w:val="center"/>
           </w:tcPr>
           <w:p>
@@ -708,7 +708,7 @@
         </w:tc>
         <w:tc>
           <w:tcPr>
-            <w:tcW w:w="3307" w:type="dxa"/>
+            <w:tcW w:w="1546" w:type="pct"/>
             <w:vAlign w:val="center"/>
           </w:tcPr>
           <w:p>
@@ -815,7 +815,7 @@
         </w:trPr>
         <w:tc>
           <w:tcPr>
-            <w:tcW w:w="1672" w:type="dxa"/>
+            <w:tcW w:w="782" w:type="pct"/>
             <w:vAlign w:val="center"/>
           </w:tcPr>
           <w:p>
@@ -838,33 +838,33 @@
         </w:tc>
         <w:tc>
           <w:tcPr>
-            <w:tcW w:w="1638" w:type="dxa"/>
-            <w:vAlign w:val="center"/>
-          </w:tcPr>
-          <w:p>
-            <w:pPr>
-              <w:spacing w:beforeLines="40" w:before="96" w:afterLines="40" w:after="96"/>
-            </w:pPr>
-            <w:r>
-              <w:t>Az elérhető zenekínálat elemeinek rendelési kosárhoz adása csak regisztrált felhasználók számára érhető el</w:t>
-            </w:r>
-          </w:p>
-          <w:p>
-            <w:pPr>
-              <w:spacing w:beforeLines="40" w:before="96" w:afterLines="40" w:after="96"/>
-            </w:pPr>
-            <w:r>
-              <w:t xml:space="preserve">Ha látogató felhasználók </w:t>
+            <w:tcW w:w="766" w:type="pct"/>
+            <w:vAlign w:val="center"/>
+          </w:tcPr>
+          <w:p>
+            <w:pPr>
+              <w:spacing w:beforeLines="40" w:before="96" w:afterLines="40" w:after="96"/>
+            </w:pPr>
+            <w:r>
+              <w:t xml:space="preserve">Az elérhető zenekínálat elemeinek rendelési kosárhoz adása csak regisztrált </w:t>
             </w:r>
             <w:r>
               <w:lastRenderedPageBreak/>
-              <w:t>interakcióba lépnek a gombbal, akkor figyelmeztető üzenetben részesülnek, miszerint bejelentkezés szükséges az adott művelethez – ennek megfelelően az oldal átirányítja a regisztrációs lapra</w:t>
-            </w:r>
-          </w:p>
-        </w:tc>
-        <w:tc>
-          <w:tcPr>
-            <w:tcW w:w="1130" w:type="dxa"/>
+              <w:t>felhasználók számára érhető el</w:t>
+            </w:r>
+          </w:p>
+          <w:p>
+            <w:pPr>
+              <w:spacing w:beforeLines="40" w:before="96" w:afterLines="40" w:after="96"/>
+            </w:pPr>
+            <w:r>
+              <w:t>Ha látogató felhasználók interakcióba lépnek a gombbal, akkor figyelmeztető üzenetben részesülnek, miszerint bejelentkezés szükséges az adott művelethez – ennek megfelelően az oldal átirányítja a regisztrációs lapra</w:t>
+            </w:r>
+          </w:p>
+        </w:tc>
+        <w:tc>
+          <w:tcPr>
+            <w:tcW w:w="528" w:type="pct"/>
             <w:vAlign w:val="center"/>
           </w:tcPr>
           <w:p>
@@ -887,46 +887,46 @@
         </w:tc>
         <w:tc>
           <w:tcPr>
-            <w:tcW w:w="1683" w:type="dxa"/>
-            <w:vAlign w:val="center"/>
-          </w:tcPr>
-          <w:p>
-            <w:pPr>
-              <w:pStyle w:val="NORMLSZVEG"/>
-              <w:spacing w:beforeLines="40" w:before="96" w:afterLines="40" w:after="96"/>
-              <w:jc w:val="left"/>
-              <w:rPr>
-                <w:sz w:val="20"/>
-              </w:rPr>
-            </w:pPr>
-            <w:r>
-              <w:rPr>
-                <w:sz w:val="20"/>
-              </w:rPr>
-              <w:t>Termék kosárba helyezése gomb megnyomásakor tájékoztató üzenet a termék sikeres kosárba helyezéséről</w:t>
-            </w:r>
-          </w:p>
-          <w:p>
-            <w:pPr>
-              <w:pStyle w:val="NORMLSZVEG"/>
-              <w:spacing w:beforeLines="40" w:before="96" w:afterLines="40" w:after="96"/>
-              <w:jc w:val="left"/>
-              <w:rPr>
-                <w:sz w:val="20"/>
-              </w:rPr>
-            </w:pPr>
-            <w:r>
-              <w:rPr>
-                <w:sz w:val="20"/>
-              </w:rPr>
-              <w:t xml:space="preserve">Művelet helyes működésének ellenőrzése </w:t>
+            <w:tcW w:w="787" w:type="pct"/>
+            <w:vAlign w:val="center"/>
+          </w:tcPr>
+          <w:p>
+            <w:pPr>
+              <w:pStyle w:val="NORMLSZVEG"/>
+              <w:spacing w:beforeLines="40" w:before="96" w:afterLines="40" w:after="96"/>
+              <w:jc w:val="left"/>
+              <w:rPr>
+                <w:sz w:val="20"/>
+              </w:rPr>
+            </w:pPr>
+            <w:r>
+              <w:rPr>
+                <w:sz w:val="20"/>
+              </w:rPr>
+              <w:t xml:space="preserve">Termék kosárba helyezése gomb megnyomásakor tájékoztató </w:t>
             </w:r>
             <w:r>
               <w:rPr>
                 <w:sz w:val="20"/>
               </w:rPr>
               <w:lastRenderedPageBreak/>
-              <w:t>közvetett módon</w:t>
+              <w:t>üzenet a termék sikeres kosárba helyezéséről</w:t>
+            </w:r>
+          </w:p>
+          <w:p>
+            <w:pPr>
+              <w:pStyle w:val="NORMLSZVEG"/>
+              <w:spacing w:beforeLines="40" w:before="96" w:afterLines="40" w:after="96"/>
+              <w:jc w:val="left"/>
+              <w:rPr>
+                <w:sz w:val="20"/>
+              </w:rPr>
+            </w:pPr>
+            <w:r>
+              <w:rPr>
+                <w:sz w:val="20"/>
+              </w:rPr>
+              <w:t>Művelet helyes működésének ellenőrzése közvetett módon</w:t>
             </w:r>
             <w:r>
               <w:rPr>
@@ -954,7 +954,7 @@
         </w:tc>
         <w:tc>
           <w:tcPr>
-            <w:tcW w:w="1265" w:type="dxa"/>
+            <w:tcW w:w="591" w:type="pct"/>
             <w:vAlign w:val="center"/>
           </w:tcPr>
           <w:p>
@@ -977,7 +977,7 @@
         </w:tc>
         <w:tc>
           <w:tcPr>
-            <w:tcW w:w="3307" w:type="dxa"/>
+            <w:tcW w:w="1546" w:type="pct"/>
             <w:vAlign w:val="center"/>
           </w:tcPr>
           <w:p>
@@ -1004,7 +1004,7 @@
         </w:trPr>
         <w:tc>
           <w:tcPr>
-            <w:tcW w:w="1672" w:type="dxa"/>
+            <w:tcW w:w="782" w:type="pct"/>
             <w:vAlign w:val="center"/>
           </w:tcPr>
           <w:p>
@@ -1027,7 +1027,7 @@
         </w:tc>
         <w:tc>
           <w:tcPr>
-            <w:tcW w:w="1638" w:type="dxa"/>
+            <w:tcW w:w="766" w:type="pct"/>
             <w:vAlign w:val="center"/>
           </w:tcPr>
           <w:p>
@@ -1066,7 +1066,7 @@
         </w:tc>
         <w:tc>
           <w:tcPr>
-            <w:tcW w:w="1130" w:type="dxa"/>
+            <w:tcW w:w="528" w:type="pct"/>
             <w:vAlign w:val="center"/>
           </w:tcPr>
           <w:p>
@@ -1088,7 +1088,7 @@
         </w:tc>
         <w:tc>
           <w:tcPr>
-            <w:tcW w:w="1683" w:type="dxa"/>
+            <w:tcW w:w="787" w:type="pct"/>
             <w:vAlign w:val="center"/>
           </w:tcPr>
           <w:p>
@@ -1166,7 +1166,7 @@
         </w:tc>
         <w:tc>
           <w:tcPr>
-            <w:tcW w:w="1265" w:type="dxa"/>
+            <w:tcW w:w="591" w:type="pct"/>
             <w:vAlign w:val="center"/>
           </w:tcPr>
           <w:p>
@@ -1188,7 +1188,7 @@
         </w:tc>
         <w:tc>
           <w:tcPr>
-            <w:tcW w:w="3307" w:type="dxa"/>
+            <w:tcW w:w="1546" w:type="pct"/>
             <w:vAlign w:val="center"/>
           </w:tcPr>
           <w:p>
@@ -1215,7 +1215,7 @@
         </w:trPr>
         <w:tc>
           <w:tcPr>
-            <w:tcW w:w="1672" w:type="dxa"/>
+            <w:tcW w:w="782" w:type="pct"/>
             <w:vAlign w:val="center"/>
           </w:tcPr>
           <w:p>
@@ -1238,7 +1238,7 @@
         </w:tc>
         <w:tc>
           <w:tcPr>
-            <w:tcW w:w="1638" w:type="dxa"/>
+            <w:tcW w:w="766" w:type="pct"/>
             <w:vAlign w:val="center"/>
           </w:tcPr>
           <w:p>
@@ -1260,7 +1260,7 @@
         </w:tc>
         <w:tc>
           <w:tcPr>
-            <w:tcW w:w="1130" w:type="dxa"/>
+            <w:tcW w:w="528" w:type="pct"/>
             <w:vAlign w:val="center"/>
           </w:tcPr>
           <w:p>
@@ -1282,7 +1282,7 @@
         </w:tc>
         <w:tc>
           <w:tcPr>
-            <w:tcW w:w="1683" w:type="dxa"/>
+            <w:tcW w:w="787" w:type="pct"/>
             <w:vAlign w:val="center"/>
           </w:tcPr>
           <w:p>
@@ -1320,7 +1320,7 @@
         </w:tc>
         <w:tc>
           <w:tcPr>
-            <w:tcW w:w="1265" w:type="dxa"/>
+            <w:tcW w:w="591" w:type="pct"/>
             <w:vAlign w:val="center"/>
           </w:tcPr>
           <w:p>
@@ -1342,7 +1342,7 @@
         </w:tc>
         <w:tc>
           <w:tcPr>
-            <w:tcW w:w="3307" w:type="dxa"/>
+            <w:tcW w:w="1546" w:type="pct"/>
             <w:vAlign w:val="center"/>
           </w:tcPr>
           <w:p>
@@ -1449,66 +1449,71 @@
         </w:trPr>
         <w:tc>
           <w:tcPr>
-            <w:tcW w:w="1672" w:type="dxa"/>
-            <w:vAlign w:val="center"/>
-          </w:tcPr>
-          <w:p>
-            <w:pPr>
-              <w:pStyle w:val="NORMLSZVEG"/>
-              <w:spacing w:beforeLines="40" w:before="96" w:afterLines="40" w:after="96"/>
-              <w:jc w:val="center"/>
-              <w:rPr>
-                <w:sz w:val="20"/>
-              </w:rPr>
-            </w:pPr>
-            <w:r>
-              <w:rPr>
-                <w:sz w:val="20"/>
-              </w:rPr>
-              <w:t>Filmek foglalási kosárba helyezése</w:t>
-            </w:r>
-          </w:p>
-        </w:tc>
-        <w:tc>
-          <w:tcPr>
-            <w:tcW w:w="1638" w:type="dxa"/>
-            <w:vAlign w:val="center"/>
-          </w:tcPr>
-          <w:p>
-            <w:pPr>
-              <w:spacing w:beforeLines="40" w:before="96" w:afterLines="40" w:after="96"/>
-            </w:pPr>
-            <w:r>
-              <w:t>Az elérhető filmkínálat elemeinek foglalási kosárhoz adása csak regisztrált felhasználók számára érhető el</w:t>
-            </w:r>
-          </w:p>
-          <w:p>
-            <w:pPr>
-              <w:pStyle w:val="NORMLSZVEG"/>
-              <w:spacing w:beforeLines="40" w:before="96" w:afterLines="40" w:after="96"/>
-              <w:jc w:val="left"/>
-              <w:rPr>
-                <w:sz w:val="20"/>
-              </w:rPr>
-            </w:pPr>
-            <w:r>
-              <w:rPr>
-                <w:sz w:val="20"/>
-              </w:rPr>
-              <w:t xml:space="preserve">Ha látogató felhasználók interakcióba </w:t>
+            <w:tcW w:w="782" w:type="pct"/>
+            <w:vAlign w:val="center"/>
+          </w:tcPr>
+          <w:p>
+            <w:pPr>
+              <w:pStyle w:val="NORMLSZVEG"/>
+              <w:spacing w:beforeLines="40" w:before="96" w:afterLines="40" w:after="96"/>
+              <w:jc w:val="center"/>
+              <w:rPr>
+                <w:sz w:val="20"/>
+              </w:rPr>
+            </w:pPr>
+            <w:r>
+              <w:rPr>
+                <w:sz w:val="20"/>
+              </w:rPr>
+              <w:t xml:space="preserve">Filmek </w:t>
             </w:r>
             <w:r>
               <w:rPr>
                 <w:sz w:val="20"/>
               </w:rPr>
               <w:lastRenderedPageBreak/>
-              <w:t>lépnek a gombbal, akkor figyelmeztető üzenetben részesülnek, miszerint bejelentkezés szükséges az adott művelethez – ennek megfelelően az oldal átirányítja a regisztrációs lapra</w:t>
-            </w:r>
-          </w:p>
-        </w:tc>
-        <w:tc>
-          <w:tcPr>
-            <w:tcW w:w="1130" w:type="dxa"/>
+              <w:t>foglalási kosárba helyezése</w:t>
+            </w:r>
+          </w:p>
+        </w:tc>
+        <w:tc>
+          <w:tcPr>
+            <w:tcW w:w="766" w:type="pct"/>
+            <w:vAlign w:val="center"/>
+          </w:tcPr>
+          <w:p>
+            <w:pPr>
+              <w:spacing w:beforeLines="40" w:before="96" w:afterLines="40" w:after="96"/>
+            </w:pPr>
+            <w:r>
+              <w:lastRenderedPageBreak/>
+              <w:t xml:space="preserve">Az elérhető </w:t>
+            </w:r>
+            <w:r>
+              <w:lastRenderedPageBreak/>
+              <w:t>filmkínálat elemeinek foglalási kosárhoz adása csak regisztrált felhasználók számára érhető el</w:t>
+            </w:r>
+          </w:p>
+          <w:p>
+            <w:pPr>
+              <w:pStyle w:val="NORMLSZVEG"/>
+              <w:spacing w:beforeLines="40" w:before="96" w:afterLines="40" w:after="96"/>
+              <w:jc w:val="left"/>
+              <w:rPr>
+                <w:sz w:val="20"/>
+              </w:rPr>
+            </w:pPr>
+            <w:r>
+              <w:rPr>
+                <w:sz w:val="20"/>
+              </w:rPr>
+              <w:t>Ha látogató felhasználók interakcióba lépnek a gombbal, akkor figyelmeztető üzenetben részesülnek, miszerint bejelentkezés szükséges az adott művelethez – ennek megfelelően az oldal átirányítja a regisztrációs lapra</w:t>
+            </w:r>
+          </w:p>
+        </w:tc>
+        <w:tc>
+          <w:tcPr>
+            <w:tcW w:w="528" w:type="pct"/>
             <w:vAlign w:val="center"/>
           </w:tcPr>
           <w:p>
@@ -1531,23 +1536,30 @@
         </w:tc>
         <w:tc>
           <w:tcPr>
-            <w:tcW w:w="1683" w:type="dxa"/>
-            <w:vAlign w:val="center"/>
-          </w:tcPr>
-          <w:p>
-            <w:pPr>
-              <w:pStyle w:val="NORMLSZVEG"/>
-              <w:spacing w:beforeLines="40" w:before="96" w:afterLines="40" w:after="96"/>
-              <w:jc w:val="left"/>
-              <w:rPr>
-                <w:sz w:val="20"/>
-              </w:rPr>
-            </w:pPr>
-            <w:r>
-              <w:rPr>
-                <w:sz w:val="20"/>
-              </w:rPr>
-              <w:t>Termék kosárba helyezése gomb megnyomásakor tájékoztató üzenet a termék sikeres kosárba helyezéséről</w:t>
+            <w:tcW w:w="787" w:type="pct"/>
+            <w:vAlign w:val="center"/>
+          </w:tcPr>
+          <w:p>
+            <w:pPr>
+              <w:pStyle w:val="NORMLSZVEG"/>
+              <w:spacing w:beforeLines="40" w:before="96" w:afterLines="40" w:after="96"/>
+              <w:jc w:val="left"/>
+              <w:rPr>
+                <w:sz w:val="20"/>
+              </w:rPr>
+            </w:pPr>
+            <w:r>
+              <w:rPr>
+                <w:sz w:val="20"/>
+              </w:rPr>
+              <w:t xml:space="preserve">Termék </w:t>
+            </w:r>
+            <w:r>
+              <w:rPr>
+                <w:sz w:val="20"/>
+              </w:rPr>
+              <w:lastRenderedPageBreak/>
+              <w:t>kosárba helyezése gomb megnyomásakor tájékoztató üzenet a termék sikeres kosárba helyezéséről</w:t>
             </w:r>
           </w:p>
           <w:p>
@@ -1569,14 +1581,7 @@
               <w:rPr>
                 <w:sz w:val="20"/>
               </w:rPr>
-              <w:t xml:space="preserve"> </w:t>
-            </w:r>
-            <w:r>
-              <w:rPr>
-                <w:sz w:val="20"/>
-              </w:rPr>
-              <w:lastRenderedPageBreak/>
-              <w:t>(kosár – foglalási kosár)</w:t>
+              <w:t xml:space="preserve"> (kosár – foglalási kosár)</w:t>
             </w:r>
           </w:p>
           <w:p>
@@ -1598,7 +1603,7 @@
         </w:tc>
         <w:tc>
           <w:tcPr>
-            <w:tcW w:w="1265" w:type="dxa"/>
+            <w:tcW w:w="591" w:type="pct"/>
             <w:vAlign w:val="center"/>
           </w:tcPr>
           <w:p>
@@ -1621,7 +1626,7 @@
         </w:tc>
         <w:tc>
           <w:tcPr>
-            <w:tcW w:w="3307" w:type="dxa"/>
+            <w:tcW w:w="1546" w:type="pct"/>
             <w:vAlign w:val="center"/>
           </w:tcPr>
           <w:p>
@@ -1648,7 +1653,7 @@
         </w:trPr>
         <w:tc>
           <w:tcPr>
-            <w:tcW w:w="1672" w:type="dxa"/>
+            <w:tcW w:w="782" w:type="pct"/>
             <w:vAlign w:val="center"/>
           </w:tcPr>
           <w:p>
@@ -1670,7 +1675,7 @@
         </w:tc>
         <w:tc>
           <w:tcPr>
-            <w:tcW w:w="1638" w:type="dxa"/>
+            <w:tcW w:w="766" w:type="pct"/>
             <w:vAlign w:val="center"/>
           </w:tcPr>
           <w:p>
@@ -1709,7 +1714,7 @@
         </w:tc>
         <w:tc>
           <w:tcPr>
-            <w:tcW w:w="1130" w:type="dxa"/>
+            <w:tcW w:w="528" w:type="pct"/>
             <w:vAlign w:val="center"/>
           </w:tcPr>
           <w:p>
@@ -1731,7 +1736,7 @@
         </w:tc>
         <w:tc>
           <w:tcPr>
-            <w:tcW w:w="1683" w:type="dxa"/>
+            <w:tcW w:w="787" w:type="pct"/>
             <w:vAlign w:val="center"/>
           </w:tcPr>
           <w:p>
@@ -1809,7 +1814,7 @@
         </w:tc>
         <w:tc>
           <w:tcPr>
-            <w:tcW w:w="1265" w:type="dxa"/>
+            <w:tcW w:w="591" w:type="pct"/>
             <w:vAlign w:val="center"/>
           </w:tcPr>
           <w:p>
@@ -1831,7 +1836,7 @@
         </w:tc>
         <w:tc>
           <w:tcPr>
-            <w:tcW w:w="3307" w:type="dxa"/>
+            <w:tcW w:w="1546" w:type="pct"/>
             <w:vAlign w:val="center"/>
           </w:tcPr>
           <w:p>
@@ -1858,7 +1863,7 @@
         </w:trPr>
         <w:tc>
           <w:tcPr>
-            <w:tcW w:w="1672" w:type="dxa"/>
+            <w:tcW w:w="782" w:type="pct"/>
             <w:vAlign w:val="center"/>
           </w:tcPr>
           <w:p>
@@ -1880,7 +1885,7 @@
         </w:tc>
         <w:tc>
           <w:tcPr>
-            <w:tcW w:w="1638" w:type="dxa"/>
+            <w:tcW w:w="766" w:type="pct"/>
             <w:vAlign w:val="center"/>
           </w:tcPr>
           <w:p>
@@ -1896,35 +1901,40 @@
               <w:spacing w:beforeLines="40" w:before="96" w:afterLines="40" w:after="96"/>
             </w:pPr>
             <w:r>
-              <w:t>Minden látogató és felhasználó számára</w:t>
-            </w:r>
-          </w:p>
-        </w:tc>
-        <w:tc>
-          <w:tcPr>
-            <w:tcW w:w="1130" w:type="dxa"/>
-            <w:vAlign w:val="center"/>
-          </w:tcPr>
-          <w:p>
-            <w:pPr>
-              <w:pStyle w:val="NORMLSZVEG"/>
-              <w:spacing w:beforeLines="40" w:before="96" w:afterLines="40" w:after="96"/>
-              <w:jc w:val="center"/>
-              <w:rPr>
-                <w:sz w:val="20"/>
-              </w:rPr>
-            </w:pPr>
-            <w:r>
-              <w:rPr>
-                <w:sz w:val="20"/>
-              </w:rPr>
+              <w:t xml:space="preserve">Minden látogató és felhasználó </w:t>
+            </w:r>
+            <w:r>
+              <w:lastRenderedPageBreak/>
+              <w:t>számára</w:t>
+            </w:r>
+          </w:p>
+        </w:tc>
+        <w:tc>
+          <w:tcPr>
+            <w:tcW w:w="528" w:type="pct"/>
+            <w:vAlign w:val="center"/>
+          </w:tcPr>
+          <w:p>
+            <w:pPr>
+              <w:pStyle w:val="NORMLSZVEG"/>
+              <w:spacing w:beforeLines="40" w:before="96" w:afterLines="40" w:after="96"/>
+              <w:jc w:val="center"/>
+              <w:rPr>
+                <w:sz w:val="20"/>
+              </w:rPr>
+            </w:pPr>
+            <w:r>
+              <w:rPr>
+                <w:sz w:val="20"/>
+              </w:rPr>
+              <w:lastRenderedPageBreak/>
               <w:t>Alacsony</w:t>
             </w:r>
           </w:p>
         </w:tc>
         <w:tc>
           <w:tcPr>
-            <w:tcW w:w="1683" w:type="dxa"/>
+            <w:tcW w:w="787" w:type="pct"/>
             <w:vAlign w:val="center"/>
           </w:tcPr>
           <w:p>
@@ -1956,35 +1966,43 @@
               <w:rPr>
                 <w:sz w:val="20"/>
               </w:rPr>
-              <w:t xml:space="preserve">A szűrést követően helyes adatok jelennek meg a kapcsolódó aloldalon </w:t>
-            </w:r>
-          </w:p>
-        </w:tc>
-        <w:tc>
-          <w:tcPr>
-            <w:tcW w:w="1265" w:type="dxa"/>
-            <w:vAlign w:val="center"/>
-          </w:tcPr>
-          <w:p>
-            <w:pPr>
-              <w:pStyle w:val="NORMLSZVEG"/>
-              <w:spacing w:beforeLines="40" w:before="96" w:afterLines="40" w:after="96"/>
-              <w:jc w:val="center"/>
-              <w:rPr>
-                <w:sz w:val="20"/>
-              </w:rPr>
-            </w:pPr>
-            <w:r>
-              <w:rPr>
-                <w:sz w:val="20"/>
-              </w:rPr>
+              <w:t xml:space="preserve">A szűrést követően helyes adatok </w:t>
+            </w:r>
+            <w:r>
+              <w:rPr>
+                <w:sz w:val="20"/>
+              </w:rPr>
+              <w:lastRenderedPageBreak/>
+              <w:t xml:space="preserve">jelennek meg a kapcsolódó aloldalon </w:t>
+            </w:r>
+          </w:p>
+        </w:tc>
+        <w:tc>
+          <w:tcPr>
+            <w:tcW w:w="591" w:type="pct"/>
+            <w:vAlign w:val="center"/>
+          </w:tcPr>
+          <w:p>
+            <w:pPr>
+              <w:pStyle w:val="NORMLSZVEG"/>
+              <w:spacing w:beforeLines="40" w:before="96" w:afterLines="40" w:after="96"/>
+              <w:jc w:val="center"/>
+              <w:rPr>
+                <w:sz w:val="20"/>
+              </w:rPr>
+            </w:pPr>
+            <w:r>
+              <w:rPr>
+                <w:sz w:val="20"/>
+              </w:rPr>
+              <w:lastRenderedPageBreak/>
               <w:t>Frontend, backend, adatbázis</w:t>
             </w:r>
           </w:p>
         </w:tc>
         <w:tc>
           <w:tcPr>
-            <w:tcW w:w="3307" w:type="dxa"/>
+            <w:tcW w:w="1546" w:type="pct"/>
             <w:vAlign w:val="center"/>
           </w:tcPr>
           <w:p>
@@ -2091,7 +2109,7 @@
         </w:trPr>
         <w:tc>
           <w:tcPr>
-            <w:tcW w:w="1672" w:type="dxa"/>
+            <w:tcW w:w="782" w:type="pct"/>
             <w:vAlign w:val="center"/>
           </w:tcPr>
           <w:p>
@@ -2113,7 +2131,7 @@
         </w:tc>
         <w:tc>
           <w:tcPr>
-            <w:tcW w:w="1638" w:type="dxa"/>
+            <w:tcW w:w="766" w:type="pct"/>
             <w:vAlign w:val="center"/>
           </w:tcPr>
           <w:p>
@@ -2137,43 +2155,35 @@
               <w:rPr>
                 <w:sz w:val="20"/>
               </w:rPr>
-              <w:t xml:space="preserve">Ha látogató felhasználók interakcióba lépnek a </w:t>
-            </w:r>
-            <w:r>
-              <w:rPr>
-                <w:sz w:val="20"/>
-              </w:rPr>
-              <w:lastRenderedPageBreak/>
-              <w:t>gombbal, akkor figyelmeztető üzenetben részesülnek, miszerint bejelentkezés szükséges az adott művelethez – ennek megfelelően az oldal átirányítja a regisztrációs lapra</w:t>
-            </w:r>
-          </w:p>
-        </w:tc>
-        <w:tc>
-          <w:tcPr>
-            <w:tcW w:w="1130" w:type="dxa"/>
-            <w:vAlign w:val="center"/>
-          </w:tcPr>
-          <w:p>
-            <w:pPr>
-              <w:pStyle w:val="NORMLSZVEG"/>
-              <w:spacing w:beforeLines="40" w:before="96" w:afterLines="40" w:after="96"/>
-              <w:jc w:val="center"/>
-              <w:rPr>
-                <w:sz w:val="20"/>
-              </w:rPr>
-            </w:pPr>
-            <w:r>
-              <w:rPr>
-                <w:sz w:val="20"/>
-              </w:rPr>
-              <w:lastRenderedPageBreak/>
+              <w:t>Ha látogató felhasználók interakcióba lépnek a gombbal, akkor figyelmeztető üzenetben részesülnek, miszerint bejelentkezés szükséges az adott művelethez – ennek megfelelően az oldal átirányítja a regisztrációs lapra</w:t>
+            </w:r>
+          </w:p>
+        </w:tc>
+        <w:tc>
+          <w:tcPr>
+            <w:tcW w:w="528" w:type="pct"/>
+            <w:vAlign w:val="center"/>
+          </w:tcPr>
+          <w:p>
+            <w:pPr>
+              <w:pStyle w:val="NORMLSZVEG"/>
+              <w:spacing w:beforeLines="40" w:before="96" w:afterLines="40" w:after="96"/>
+              <w:jc w:val="center"/>
+              <w:rPr>
+                <w:sz w:val="20"/>
+              </w:rPr>
+            </w:pPr>
+            <w:r>
+              <w:rPr>
+                <w:sz w:val="20"/>
+              </w:rPr>
               <w:t>Magas</w:t>
             </w:r>
           </w:p>
         </w:tc>
         <w:tc>
           <w:tcPr>
-            <w:tcW w:w="1683" w:type="dxa"/>
+            <w:tcW w:w="787" w:type="pct"/>
             <w:vAlign w:val="center"/>
           </w:tcPr>
           <w:p>
@@ -2211,14 +2221,7 @@
               <w:rPr>
                 <w:sz w:val="20"/>
               </w:rPr>
-              <w:t xml:space="preserve"> (kosár – foglalási </w:t>
-            </w:r>
-            <w:r>
-              <w:rPr>
-                <w:sz w:val="20"/>
-              </w:rPr>
-              <w:lastRenderedPageBreak/>
-              <w:t>kosár)</w:t>
+              <w:t xml:space="preserve"> (kosár – foglalási kosár)</w:t>
             </w:r>
           </w:p>
           <w:p>
@@ -2240,30 +2243,29 @@
         </w:tc>
         <w:tc>
           <w:tcPr>
-            <w:tcW w:w="1265" w:type="dxa"/>
-            <w:vAlign w:val="center"/>
-          </w:tcPr>
-          <w:p>
-            <w:pPr>
-              <w:pStyle w:val="NORMLSZVEG"/>
-              <w:spacing w:beforeLines="40" w:before="96" w:afterLines="40" w:after="96"/>
-              <w:jc w:val="center"/>
-              <w:rPr>
-                <w:sz w:val="20"/>
-              </w:rPr>
-            </w:pPr>
-            <w:r>
-              <w:rPr>
-                <w:sz w:val="20"/>
-              </w:rPr>
-              <w:lastRenderedPageBreak/>
+            <w:tcW w:w="591" w:type="pct"/>
+            <w:vAlign w:val="center"/>
+          </w:tcPr>
+          <w:p>
+            <w:pPr>
+              <w:pStyle w:val="NORMLSZVEG"/>
+              <w:spacing w:beforeLines="40" w:before="96" w:afterLines="40" w:after="96"/>
+              <w:jc w:val="center"/>
+              <w:rPr>
+                <w:sz w:val="20"/>
+              </w:rPr>
+            </w:pPr>
+            <w:r>
+              <w:rPr>
+                <w:sz w:val="20"/>
+              </w:rPr>
               <w:t>Frontend</w:t>
             </w:r>
           </w:p>
         </w:tc>
         <w:tc>
           <w:tcPr>
-            <w:tcW w:w="3307" w:type="dxa"/>
+            <w:tcW w:w="1546" w:type="pct"/>
             <w:vAlign w:val="center"/>
           </w:tcPr>
           <w:p>
@@ -2290,7 +2292,7 @@
         </w:trPr>
         <w:tc>
           <w:tcPr>
-            <w:tcW w:w="1672" w:type="dxa"/>
+            <w:tcW w:w="782" w:type="pct"/>
             <w:vAlign w:val="center"/>
           </w:tcPr>
           <w:p>
@@ -2312,7 +2314,7 @@
         </w:tc>
         <w:tc>
           <w:tcPr>
-            <w:tcW w:w="1638" w:type="dxa"/>
+            <w:tcW w:w="766" w:type="pct"/>
             <w:vAlign w:val="center"/>
           </w:tcPr>
           <w:p>
@@ -2351,7 +2353,7 @@
         </w:tc>
         <w:tc>
           <w:tcPr>
-            <w:tcW w:w="1130" w:type="dxa"/>
+            <w:tcW w:w="528" w:type="pct"/>
             <w:vAlign w:val="center"/>
           </w:tcPr>
           <w:p>
@@ -2373,7 +2375,7 @@
         </w:tc>
         <w:tc>
           <w:tcPr>
-            <w:tcW w:w="1683" w:type="dxa"/>
+            <w:tcW w:w="787" w:type="pct"/>
             <w:vAlign w:val="center"/>
           </w:tcPr>
           <w:p>
@@ -2395,7 +2397,7 @@
         </w:tc>
         <w:tc>
           <w:tcPr>
-            <w:tcW w:w="1265" w:type="dxa"/>
+            <w:tcW w:w="591" w:type="pct"/>
             <w:vAlign w:val="center"/>
           </w:tcPr>
           <w:p>
@@ -2423,7 +2425,7 @@
         </w:tc>
         <w:tc>
           <w:tcPr>
-            <w:tcW w:w="3307" w:type="dxa"/>
+            <w:tcW w:w="1546" w:type="pct"/>
             <w:vAlign w:val="center"/>
           </w:tcPr>
           <w:p>
@@ -2450,7 +2452,7 @@
         </w:trPr>
         <w:tc>
           <w:tcPr>
-            <w:tcW w:w="1672" w:type="dxa"/>
+            <w:tcW w:w="782" w:type="pct"/>
             <w:vAlign w:val="center"/>
           </w:tcPr>
           <w:p>
@@ -2472,7 +2474,7 @@
         </w:tc>
         <w:tc>
           <w:tcPr>
-            <w:tcW w:w="1638" w:type="dxa"/>
+            <w:tcW w:w="766" w:type="pct"/>
             <w:vAlign w:val="center"/>
           </w:tcPr>
           <w:p>
@@ -2488,35 +2490,40 @@
               <w:spacing w:beforeLines="40" w:before="96" w:afterLines="40" w:after="96"/>
             </w:pPr>
             <w:r>
-              <w:t>A felhasználói adatok megadásával bejelentkezhet a fiókjába, ezáltal hozzáférhet bizonyos funkciókhoz</w:t>
-            </w:r>
-          </w:p>
-        </w:tc>
-        <w:tc>
-          <w:tcPr>
-            <w:tcW w:w="1130" w:type="dxa"/>
-            <w:vAlign w:val="center"/>
-          </w:tcPr>
-          <w:p>
-            <w:pPr>
-              <w:pStyle w:val="NORMLSZVEG"/>
-              <w:spacing w:beforeLines="40" w:before="96" w:afterLines="40" w:after="96"/>
-              <w:jc w:val="center"/>
-              <w:rPr>
-                <w:sz w:val="20"/>
-              </w:rPr>
-            </w:pPr>
-            <w:r>
-              <w:rPr>
-                <w:sz w:val="20"/>
-              </w:rPr>
+              <w:t xml:space="preserve">A felhasználói </w:t>
+            </w:r>
+            <w:r>
+              <w:lastRenderedPageBreak/>
+              <w:t>adatok megadásával bejelentkezhet a fiókjába, ezáltal hozzáférhet bizonyos funkciókhoz</w:t>
+            </w:r>
+          </w:p>
+        </w:tc>
+        <w:tc>
+          <w:tcPr>
+            <w:tcW w:w="528" w:type="pct"/>
+            <w:vAlign w:val="center"/>
+          </w:tcPr>
+          <w:p>
+            <w:pPr>
+              <w:pStyle w:val="NORMLSZVEG"/>
+              <w:spacing w:beforeLines="40" w:before="96" w:afterLines="40" w:after="96"/>
+              <w:jc w:val="center"/>
+              <w:rPr>
+                <w:sz w:val="20"/>
+              </w:rPr>
+            </w:pPr>
+            <w:r>
+              <w:rPr>
+                <w:sz w:val="20"/>
+              </w:rPr>
+              <w:lastRenderedPageBreak/>
               <w:t>Magas</w:t>
             </w:r>
           </w:p>
         </w:tc>
         <w:tc>
           <w:tcPr>
-            <w:tcW w:w="1683" w:type="dxa"/>
+            <w:tcW w:w="787" w:type="pct"/>
             <w:vAlign w:val="center"/>
           </w:tcPr>
           <w:p>
@@ -2548,35 +2555,43 @@
               <w:rPr>
                 <w:sz w:val="20"/>
               </w:rPr>
-              <w:t>Sikeres bejelentkezés a megadott regisztrációs adatokkal</w:t>
-            </w:r>
-          </w:p>
-        </w:tc>
-        <w:tc>
-          <w:tcPr>
-            <w:tcW w:w="1265" w:type="dxa"/>
-            <w:vAlign w:val="center"/>
-          </w:tcPr>
-          <w:p>
-            <w:pPr>
-              <w:pStyle w:val="NORMLSZVEG"/>
-              <w:spacing w:beforeLines="40" w:before="96" w:afterLines="40" w:after="96"/>
-              <w:jc w:val="center"/>
-              <w:rPr>
-                <w:sz w:val="20"/>
-              </w:rPr>
-            </w:pPr>
-            <w:r>
-              <w:rPr>
-                <w:sz w:val="20"/>
-              </w:rPr>
+              <w:t xml:space="preserve">Sikeres bejelentkezés a megadott </w:t>
+            </w:r>
+            <w:r>
+              <w:rPr>
+                <w:sz w:val="20"/>
+              </w:rPr>
+              <w:lastRenderedPageBreak/>
+              <w:t>regisztrációs adatokkal</w:t>
+            </w:r>
+          </w:p>
+        </w:tc>
+        <w:tc>
+          <w:tcPr>
+            <w:tcW w:w="591" w:type="pct"/>
+            <w:vAlign w:val="center"/>
+          </w:tcPr>
+          <w:p>
+            <w:pPr>
+              <w:pStyle w:val="NORMLSZVEG"/>
+              <w:spacing w:beforeLines="40" w:before="96" w:afterLines="40" w:after="96"/>
+              <w:jc w:val="center"/>
+              <w:rPr>
+                <w:sz w:val="20"/>
+              </w:rPr>
+            </w:pPr>
+            <w:r>
+              <w:rPr>
+                <w:sz w:val="20"/>
+              </w:rPr>
+              <w:lastRenderedPageBreak/>
               <w:t>Frontend, backend, adatbázis</w:t>
             </w:r>
           </w:p>
         </w:tc>
         <w:tc>
           <w:tcPr>
-            <w:tcW w:w="3307" w:type="dxa"/>
+            <w:tcW w:w="1546" w:type="pct"/>
             <w:vAlign w:val="center"/>
           </w:tcPr>
           <w:p>
@@ -2615,7 +2630,7 @@
         </w:trPr>
         <w:tc>
           <w:tcPr>
-            <w:tcW w:w="1672" w:type="dxa"/>
+            <w:tcW w:w="782" w:type="pct"/>
             <w:vAlign w:val="center"/>
           </w:tcPr>
           <w:p>
@@ -2637,7 +2652,7 @@
         </w:tc>
         <w:tc>
           <w:tcPr>
-            <w:tcW w:w="1638" w:type="dxa"/>
+            <w:tcW w:w="766" w:type="pct"/>
             <w:vAlign w:val="center"/>
           </w:tcPr>
           <w:p>
@@ -2660,7 +2675,7 @@
         </w:tc>
         <w:tc>
           <w:tcPr>
-            <w:tcW w:w="1130" w:type="dxa"/>
+            <w:tcW w:w="528" w:type="pct"/>
             <w:vAlign w:val="center"/>
           </w:tcPr>
           <w:p>
@@ -2682,7 +2697,7 @@
         </w:tc>
         <w:tc>
           <w:tcPr>
-            <w:tcW w:w="1683" w:type="dxa"/>
+            <w:tcW w:w="787" w:type="pct"/>
             <w:vAlign w:val="center"/>
           </w:tcPr>
           <w:p>
@@ -2720,7 +2735,7 @@
         </w:tc>
         <w:tc>
           <w:tcPr>
-            <w:tcW w:w="1265" w:type="dxa"/>
+            <w:tcW w:w="591" w:type="pct"/>
             <w:vAlign w:val="center"/>
           </w:tcPr>
           <w:p>
@@ -2742,7 +2757,7 @@
         </w:tc>
         <w:tc>
           <w:tcPr>
-            <w:tcW w:w="3307" w:type="dxa"/>
+            <w:tcW w:w="1546" w:type="pct"/>
             <w:vAlign w:val="center"/>
           </w:tcPr>
           <w:p>
@@ -2769,7 +2784,7 @@
         </w:trPr>
         <w:tc>
           <w:tcPr>
-            <w:tcW w:w="1672" w:type="dxa"/>
+            <w:tcW w:w="782" w:type="pct"/>
             <w:vAlign w:val="center"/>
           </w:tcPr>
           <w:p>
@@ -2791,7 +2806,7 @@
         </w:tc>
         <w:tc>
           <w:tcPr>
-            <w:tcW w:w="1638" w:type="dxa"/>
+            <w:tcW w:w="766" w:type="pct"/>
             <w:vAlign w:val="center"/>
           </w:tcPr>
           <w:p>
@@ -2819,7 +2834,7 @@
         </w:tc>
         <w:tc>
           <w:tcPr>
-            <w:tcW w:w="1130" w:type="dxa"/>
+            <w:tcW w:w="528" w:type="pct"/>
             <w:vAlign w:val="center"/>
           </w:tcPr>
           <w:p>
@@ -2841,7 +2856,7 @@
         </w:tc>
         <w:tc>
           <w:tcPr>
-            <w:tcW w:w="1683" w:type="dxa"/>
+            <w:tcW w:w="787" w:type="pct"/>
             <w:vAlign w:val="center"/>
           </w:tcPr>
           <w:p>
@@ -2877,7 +2892,7 @@
         </w:tc>
         <w:tc>
           <w:tcPr>
-            <w:tcW w:w="1265" w:type="dxa"/>
+            <w:tcW w:w="591" w:type="pct"/>
             <w:vAlign w:val="center"/>
           </w:tcPr>
           <w:p>
@@ -2899,7 +2914,7 @@
         </w:tc>
         <w:tc>
           <w:tcPr>
-            <w:tcW w:w="3307" w:type="dxa"/>
+            <w:tcW w:w="1546" w:type="pct"/>
             <w:vAlign w:val="center"/>
           </w:tcPr>
           <w:p>
@@ -3011,7 +3026,6 @@
               <w:rPr>
                 <w:sz w:val="20"/>
               </w:rPr>
-              <w:lastRenderedPageBreak/>
               <w:t>Jelszó módosítása</w:t>
             </w:r>
           </w:p>
@@ -3043,23 +3057,22 @@
         </w:trPr>
         <w:tc>
           <w:tcPr>
-            <w:tcW w:w="1672" w:type="dxa"/>
-            <w:vAlign w:val="center"/>
-          </w:tcPr>
-          <w:p>
-            <w:pPr>
-              <w:pStyle w:val="NORMLSZVEG"/>
-              <w:spacing w:beforeLines="40" w:before="96" w:afterLines="40" w:after="96"/>
-              <w:jc w:val="center"/>
-              <w:rPr>
-                <w:sz w:val="20"/>
-              </w:rPr>
-            </w:pPr>
-            <w:r>
-              <w:rPr>
-                <w:sz w:val="20"/>
-              </w:rPr>
-              <w:lastRenderedPageBreak/>
+            <w:tcW w:w="782" w:type="pct"/>
+            <w:vAlign w:val="center"/>
+          </w:tcPr>
+          <w:p>
+            <w:pPr>
+              <w:pStyle w:val="NORMLSZVEG"/>
+              <w:spacing w:beforeLines="40" w:before="96" w:afterLines="40" w:after="96"/>
+              <w:jc w:val="center"/>
+              <w:rPr>
+                <w:sz w:val="20"/>
+              </w:rPr>
+            </w:pPr>
+            <w:r>
+              <w:rPr>
+                <w:sz w:val="20"/>
+              </w:rPr>
               <w:t>Profil oldal</w:t>
             </w:r>
             <w:r>
@@ -3078,7 +3091,7 @@
         </w:tc>
         <w:tc>
           <w:tcPr>
-            <w:tcW w:w="1638" w:type="dxa"/>
+            <w:tcW w:w="766" w:type="pct"/>
             <w:vAlign w:val="center"/>
           </w:tcPr>
           <w:p>
@@ -3100,7 +3113,7 @@
         </w:tc>
         <w:tc>
           <w:tcPr>
-            <w:tcW w:w="1130" w:type="dxa"/>
+            <w:tcW w:w="528" w:type="pct"/>
             <w:vAlign w:val="center"/>
           </w:tcPr>
           <w:p>
@@ -3122,7 +3135,7 @@
         </w:tc>
         <w:tc>
           <w:tcPr>
-            <w:tcW w:w="1683" w:type="dxa"/>
+            <w:tcW w:w="787" w:type="pct"/>
             <w:vAlign w:val="center"/>
           </w:tcPr>
           <w:p>
@@ -3160,7 +3173,7 @@
         </w:tc>
         <w:tc>
           <w:tcPr>
-            <w:tcW w:w="1265" w:type="dxa"/>
+            <w:tcW w:w="591" w:type="pct"/>
             <w:vAlign w:val="center"/>
           </w:tcPr>
           <w:p>
@@ -3182,7 +3195,7 @@
         </w:tc>
         <w:tc>
           <w:tcPr>
-            <w:tcW w:w="3307" w:type="dxa"/>
+            <w:tcW w:w="1546" w:type="pct"/>
             <w:vAlign w:val="center"/>
           </w:tcPr>
           <w:p>
@@ -3209,7 +3222,7 @@
         </w:trPr>
         <w:tc>
           <w:tcPr>
-            <w:tcW w:w="1672" w:type="dxa"/>
+            <w:tcW w:w="782" w:type="pct"/>
             <w:vAlign w:val="center"/>
           </w:tcPr>
           <w:p>
@@ -3231,7 +3244,7 @@
         </w:tc>
         <w:tc>
           <w:tcPr>
-            <w:tcW w:w="1638" w:type="dxa"/>
+            <w:tcW w:w="766" w:type="pct"/>
             <w:vAlign w:val="center"/>
           </w:tcPr>
           <w:p>
@@ -3253,7 +3266,7 @@
         </w:tc>
         <w:tc>
           <w:tcPr>
-            <w:tcW w:w="1130" w:type="dxa"/>
+            <w:tcW w:w="528" w:type="pct"/>
             <w:vAlign w:val="center"/>
           </w:tcPr>
           <w:p>
@@ -3275,7 +3288,7 @@
         </w:tc>
         <w:tc>
           <w:tcPr>
-            <w:tcW w:w="1683" w:type="dxa"/>
+            <w:tcW w:w="787" w:type="pct"/>
             <w:vAlign w:val="center"/>
           </w:tcPr>
           <w:p>
@@ -3313,7 +3326,7 @@
         </w:tc>
         <w:tc>
           <w:tcPr>
-            <w:tcW w:w="1265" w:type="dxa"/>
+            <w:tcW w:w="591" w:type="pct"/>
             <w:vAlign w:val="center"/>
           </w:tcPr>
           <w:p>
@@ -3335,7 +3348,7 @@
         </w:tc>
         <w:tc>
           <w:tcPr>
-            <w:tcW w:w="3307" w:type="dxa"/>
+            <w:tcW w:w="1546" w:type="pct"/>
             <w:vAlign w:val="center"/>
           </w:tcPr>
           <w:p>
@@ -3362,29 +3375,30 @@
         </w:trPr>
         <w:tc>
           <w:tcPr>
-            <w:tcW w:w="1672" w:type="dxa"/>
-            <w:vAlign w:val="center"/>
-          </w:tcPr>
-          <w:p>
-            <w:pPr>
-              <w:pStyle w:val="NORMLSZVEG"/>
-              <w:spacing w:beforeLines="40" w:before="96" w:afterLines="40" w:after="96"/>
-              <w:jc w:val="center"/>
-              <w:rPr>
-                <w:sz w:val="20"/>
-              </w:rPr>
-            </w:pPr>
-            <w:r>
-              <w:rPr>
-                <w:sz w:val="20"/>
-              </w:rPr>
+            <w:tcW w:w="782" w:type="pct"/>
+            <w:vAlign w:val="center"/>
+          </w:tcPr>
+          <w:p>
+            <w:pPr>
+              <w:pStyle w:val="NORMLSZVEG"/>
+              <w:spacing w:beforeLines="40" w:before="96" w:afterLines="40" w:after="96"/>
+              <w:jc w:val="center"/>
+              <w:rPr>
+                <w:sz w:val="20"/>
+              </w:rPr>
+            </w:pPr>
+            <w:r>
+              <w:rPr>
+                <w:sz w:val="20"/>
+              </w:rPr>
+              <w:lastRenderedPageBreak/>
               <w:t>Rendelési kosár oldal</w:t>
             </w:r>
           </w:p>
         </w:tc>
         <w:tc>
           <w:tcPr>
-            <w:tcW w:w="1638" w:type="dxa"/>
+            <w:tcW w:w="766" w:type="pct"/>
             <w:vAlign w:val="center"/>
           </w:tcPr>
           <w:p>
@@ -3422,7 +3436,7 @@
         </w:tc>
         <w:tc>
           <w:tcPr>
-            <w:tcW w:w="1130" w:type="dxa"/>
+            <w:tcW w:w="528" w:type="pct"/>
             <w:vAlign w:val="center"/>
           </w:tcPr>
           <w:p>
@@ -3444,7 +3458,7 @@
         </w:tc>
         <w:tc>
           <w:tcPr>
-            <w:tcW w:w="1683" w:type="dxa"/>
+            <w:tcW w:w="787" w:type="pct"/>
             <w:vAlign w:val="center"/>
           </w:tcPr>
           <w:p>
@@ -3528,7 +3542,7 @@
         </w:tc>
         <w:tc>
           <w:tcPr>
-            <w:tcW w:w="1265" w:type="dxa"/>
+            <w:tcW w:w="591" w:type="pct"/>
             <w:vAlign w:val="center"/>
           </w:tcPr>
           <w:p>
@@ -3550,7 +3564,7 @@
         </w:tc>
         <w:tc>
           <w:tcPr>
-            <w:tcW w:w="3307" w:type="dxa"/>
+            <w:tcW w:w="1546" w:type="pct"/>
             <w:vAlign w:val="center"/>
           </w:tcPr>
           <w:p>
@@ -3577,7 +3591,7 @@
         </w:trPr>
         <w:tc>
           <w:tcPr>
-            <w:tcW w:w="1672" w:type="dxa"/>
+            <w:tcW w:w="782" w:type="pct"/>
             <w:vAlign w:val="center"/>
           </w:tcPr>
           <w:p>
@@ -3599,7 +3613,7 @@
         </w:tc>
         <w:tc>
           <w:tcPr>
-            <w:tcW w:w="1638" w:type="dxa"/>
+            <w:tcW w:w="766" w:type="pct"/>
             <w:vAlign w:val="center"/>
           </w:tcPr>
           <w:p>
@@ -3621,50 +3635,140 @@
               <w:rPr>
                 <w:sz w:val="20"/>
               </w:rPr>
-              <w:t xml:space="preserve">i </w:t>
+              <w:t xml:space="preserve">i kosárhoz </w:t>
+            </w:r>
+            <w:r>
+              <w:rPr>
+                <w:sz w:val="20"/>
+              </w:rPr>
+              <w:t xml:space="preserve">adott </w:t>
+            </w:r>
+            <w:r>
+              <w:rPr>
+                <w:sz w:val="20"/>
+              </w:rPr>
+              <w:t>zenék</w:t>
+            </w:r>
+            <w:r>
+              <w:rPr>
+                <w:sz w:val="20"/>
+              </w:rPr>
+              <w:t xml:space="preserve"> és </w:t>
+            </w:r>
+            <w:r>
+              <w:rPr>
+                <w:sz w:val="20"/>
+              </w:rPr>
+              <w:t>zene</w:t>
+            </w:r>
+            <w:r>
+              <w:rPr>
+                <w:sz w:val="20"/>
+              </w:rPr>
+              <w:t xml:space="preserve">mennyiségek ellenőrzését követően a felhasználó leadhatja rendelését </w:t>
+            </w:r>
+          </w:p>
+        </w:tc>
+        <w:tc>
+          <w:tcPr>
+            <w:tcW w:w="528" w:type="pct"/>
+            <w:vAlign w:val="center"/>
+          </w:tcPr>
+          <w:p>
+            <w:pPr>
+              <w:pStyle w:val="NORMLSZVEG"/>
+              <w:spacing w:beforeLines="40" w:before="96" w:afterLines="40" w:after="96"/>
+              <w:jc w:val="center"/>
+              <w:rPr>
+                <w:sz w:val="20"/>
+              </w:rPr>
+            </w:pPr>
+            <w:r>
+              <w:rPr>
+                <w:sz w:val="20"/>
+              </w:rPr>
+              <w:t>Magas</w:t>
+            </w:r>
+          </w:p>
+        </w:tc>
+        <w:tc>
+          <w:tcPr>
+            <w:tcW w:w="787" w:type="pct"/>
+            <w:vAlign w:val="center"/>
+          </w:tcPr>
+          <w:p>
+            <w:pPr>
+              <w:pStyle w:val="NORMLSZVEG"/>
+              <w:spacing w:beforeLines="40" w:before="96" w:afterLines="40" w:after="96"/>
+              <w:jc w:val="left"/>
+              <w:rPr>
+                <w:sz w:val="20"/>
+              </w:rPr>
+            </w:pPr>
+            <w:r>
+              <w:rPr>
+                <w:sz w:val="20"/>
+              </w:rPr>
+              <w:t xml:space="preserve">A leadott rendelésben megadott </w:t>
+            </w:r>
+            <w:r>
+              <w:rPr>
+                <w:sz w:val="20"/>
+              </w:rPr>
+              <w:t>zenék</w:t>
+            </w:r>
+            <w:r>
+              <w:rPr>
+                <w:sz w:val="20"/>
+              </w:rPr>
+              <w:t xml:space="preserve"> és </w:t>
+            </w:r>
+            <w:r>
+              <w:rPr>
+                <w:sz w:val="20"/>
+              </w:rPr>
+              <w:t>zene</w:t>
+            </w:r>
+            <w:r>
+              <w:rPr>
+                <w:sz w:val="20"/>
+              </w:rPr>
+              <w:t>mennyiségek helyesen jelennek meg az adatbázis megfelelő táblájában</w:t>
+            </w:r>
+          </w:p>
+          <w:p>
+            <w:pPr>
+              <w:pStyle w:val="NORMLSZVEG"/>
+              <w:spacing w:beforeLines="40" w:before="96" w:afterLines="40" w:after="96"/>
+              <w:jc w:val="left"/>
+              <w:rPr>
+                <w:sz w:val="20"/>
+              </w:rPr>
+            </w:pPr>
+            <w:r>
+              <w:rPr>
+                <w:sz w:val="20"/>
+              </w:rPr>
+              <w:t xml:space="preserve">Művelet helyes működését követően </w:t>
+            </w:r>
+            <w:r>
+              <w:rPr>
+                <w:sz w:val="20"/>
+              </w:rPr>
+              <w:t xml:space="preserve">a felhasználó kosara kiürül, a zenekínálatban a megfelelő termékek esetén a megfelelő mennyiséggel csökken a darabszám információ, illetve egy megerősítő email kerül kiküldésre a </w:t>
             </w:r>
             <w:r>
               <w:rPr>
                 <w:sz w:val="20"/>
               </w:rPr>
               <w:lastRenderedPageBreak/>
-              <w:t xml:space="preserve">kosárhoz </w:t>
-            </w:r>
-            <w:r>
-              <w:rPr>
-                <w:sz w:val="20"/>
-              </w:rPr>
-              <w:t xml:space="preserve">adott </w:t>
-            </w:r>
-            <w:r>
-              <w:rPr>
-                <w:sz w:val="20"/>
-              </w:rPr>
-              <w:t>zenék</w:t>
-            </w:r>
-            <w:r>
-              <w:rPr>
-                <w:sz w:val="20"/>
-              </w:rPr>
-              <w:t xml:space="preserve"> és </w:t>
-            </w:r>
-            <w:r>
-              <w:rPr>
-                <w:sz w:val="20"/>
-              </w:rPr>
-              <w:t>zene</w:t>
-            </w:r>
-            <w:r>
-              <w:rPr>
-                <w:sz w:val="20"/>
-              </w:rPr>
-              <w:t xml:space="preserve">mennyiségek ellenőrzését követően a felhasználó leadhatja rendelését </w:t>
-            </w:r>
-          </w:p>
-        </w:tc>
-        <w:tc>
-          <w:tcPr>
-            <w:tcW w:w="1130" w:type="dxa"/>
+              <w:t>felhasználónak a rendeléséről</w:t>
+            </w:r>
+          </w:p>
+        </w:tc>
+        <w:tc>
+          <w:tcPr>
+            <w:tcW w:w="591" w:type="pct"/>
             <w:vAlign w:val="center"/>
           </w:tcPr>
           <w:p>
@@ -3681,112 +3785,7 @@
                 <w:sz w:val="20"/>
               </w:rPr>
               <w:lastRenderedPageBreak/>
-              <w:t>Magas</w:t>
-            </w:r>
-          </w:p>
-        </w:tc>
-        <w:tc>
-          <w:tcPr>
-            <w:tcW w:w="1683" w:type="dxa"/>
-            <w:vAlign w:val="center"/>
-          </w:tcPr>
-          <w:p>
-            <w:pPr>
-              <w:pStyle w:val="NORMLSZVEG"/>
-              <w:spacing w:beforeLines="40" w:before="96" w:afterLines="40" w:after="96"/>
-              <w:jc w:val="left"/>
-              <w:rPr>
-                <w:sz w:val="20"/>
-              </w:rPr>
-            </w:pPr>
-            <w:r>
-              <w:rPr>
-                <w:sz w:val="20"/>
-              </w:rPr>
-              <w:t xml:space="preserve">A leadott </w:t>
-            </w:r>
-            <w:r>
-              <w:rPr>
-                <w:sz w:val="20"/>
-              </w:rPr>
-              <w:lastRenderedPageBreak/>
-              <w:t xml:space="preserve">rendelésben megadott </w:t>
-            </w:r>
-            <w:r>
-              <w:rPr>
-                <w:sz w:val="20"/>
-              </w:rPr>
-              <w:t>zenék</w:t>
-            </w:r>
-            <w:r>
-              <w:rPr>
-                <w:sz w:val="20"/>
-              </w:rPr>
-              <w:t xml:space="preserve"> és </w:t>
-            </w:r>
-            <w:r>
-              <w:rPr>
-                <w:sz w:val="20"/>
-              </w:rPr>
-              <w:t>zene</w:t>
-            </w:r>
-            <w:r>
-              <w:rPr>
-                <w:sz w:val="20"/>
-              </w:rPr>
-              <w:t>mennyiségek helyesen jelennek meg az adatbázis megfelelő táblájában</w:t>
-            </w:r>
-          </w:p>
-          <w:p>
-            <w:pPr>
-              <w:pStyle w:val="NORMLSZVEG"/>
-              <w:spacing w:beforeLines="40" w:before="96" w:afterLines="40" w:after="96"/>
-              <w:jc w:val="left"/>
-              <w:rPr>
-                <w:sz w:val="20"/>
-              </w:rPr>
-            </w:pPr>
-            <w:r>
-              <w:rPr>
-                <w:sz w:val="20"/>
-              </w:rPr>
-              <w:t xml:space="preserve">Művelet helyes működését követően </w:t>
-            </w:r>
-            <w:r>
-              <w:rPr>
-                <w:sz w:val="20"/>
-              </w:rPr>
-              <w:t>a felhasználó kosara kiürül, a zenekínálatban a megfelelő termékek esetén a megfelelő mennyiséggel csökken a darabszám információ, illetve egy megerősítő email kerül kiküldésre a felhasználónak a rendeléséről</w:t>
-            </w:r>
-          </w:p>
-        </w:tc>
-        <w:tc>
-          <w:tcPr>
-            <w:tcW w:w="1265" w:type="dxa"/>
-            <w:vAlign w:val="center"/>
-          </w:tcPr>
-          <w:p>
-            <w:pPr>
-              <w:pStyle w:val="NORMLSZVEG"/>
-              <w:spacing w:beforeLines="40" w:before="96" w:afterLines="40" w:after="96"/>
-              <w:jc w:val="center"/>
-              <w:rPr>
-                <w:sz w:val="20"/>
-              </w:rPr>
-            </w:pPr>
-            <w:r>
-              <w:rPr>
-                <w:sz w:val="20"/>
-              </w:rPr>
-              <w:lastRenderedPageBreak/>
-              <w:t xml:space="preserve">Frontend, </w:t>
-            </w:r>
-            <w:r>
-              <w:rPr>
-                <w:sz w:val="20"/>
-              </w:rPr>
-              <w:lastRenderedPageBreak/>
-              <w:t>backend, adatbázis</w:t>
+              <w:t>Frontend, backend, adatbázis</w:t>
             </w:r>
             <w:r>
               <w:rPr>
@@ -3798,23 +3797,22 @@
         </w:tc>
         <w:tc>
           <w:tcPr>
-            <w:tcW w:w="3307" w:type="dxa"/>
-            <w:vAlign w:val="center"/>
-          </w:tcPr>
-          <w:p>
-            <w:pPr>
-              <w:pStyle w:val="NORMLSZVEG"/>
-              <w:spacing w:beforeLines="40" w:before="96" w:afterLines="40" w:after="96"/>
-              <w:jc w:val="left"/>
-              <w:rPr>
-                <w:sz w:val="20"/>
-              </w:rPr>
-            </w:pPr>
-            <w:r>
-              <w:rPr>
-                <w:sz w:val="20"/>
-              </w:rPr>
-              <w:lastRenderedPageBreak/>
+            <w:tcW w:w="1546" w:type="pct"/>
+            <w:vAlign w:val="center"/>
+          </w:tcPr>
+          <w:p>
+            <w:pPr>
+              <w:pStyle w:val="NORMLSZVEG"/>
+              <w:spacing w:beforeLines="40" w:before="96" w:afterLines="40" w:after="96"/>
+              <w:jc w:val="left"/>
+              <w:rPr>
+                <w:sz w:val="20"/>
+              </w:rPr>
+            </w:pPr>
+            <w:r>
+              <w:rPr>
+                <w:sz w:val="20"/>
+              </w:rPr>
               <w:t>-</w:t>
             </w:r>
           </w:p>
@@ -3826,7 +3824,7 @@
         </w:trPr>
         <w:tc>
           <w:tcPr>
-            <w:tcW w:w="1672" w:type="dxa"/>
+            <w:tcW w:w="782" w:type="pct"/>
             <w:vAlign w:val="center"/>
           </w:tcPr>
           <w:p>
@@ -3848,7 +3846,7 @@
         </w:tc>
         <w:tc>
           <w:tcPr>
-            <w:tcW w:w="1638" w:type="dxa"/>
+            <w:tcW w:w="766" w:type="pct"/>
             <w:vAlign w:val="center"/>
           </w:tcPr>
           <w:p>
@@ -3900,7 +3898,7 @@
         </w:tc>
         <w:tc>
           <w:tcPr>
-            <w:tcW w:w="1130" w:type="dxa"/>
+            <w:tcW w:w="528" w:type="pct"/>
             <w:vAlign w:val="center"/>
           </w:tcPr>
           <w:p>
@@ -3922,7 +3920,7 @@
         </w:tc>
         <w:tc>
           <w:tcPr>
-            <w:tcW w:w="1683" w:type="dxa"/>
+            <w:tcW w:w="787" w:type="pct"/>
             <w:vAlign w:val="center"/>
           </w:tcPr>
           <w:p>
@@ -4006,7 +4004,7 @@
         </w:tc>
         <w:tc>
           <w:tcPr>
-            <w:tcW w:w="1265" w:type="dxa"/>
+            <w:tcW w:w="591" w:type="pct"/>
             <w:vAlign w:val="center"/>
           </w:tcPr>
           <w:p>
@@ -4028,7 +4026,7 @@
         </w:tc>
         <w:tc>
           <w:tcPr>
-            <w:tcW w:w="3307" w:type="dxa"/>
+            <w:tcW w:w="1546" w:type="pct"/>
             <w:vAlign w:val="center"/>
           </w:tcPr>
           <w:p>
@@ -4055,7 +4053,7 @@
         </w:trPr>
         <w:tc>
           <w:tcPr>
-            <w:tcW w:w="1672" w:type="dxa"/>
+            <w:tcW w:w="782" w:type="pct"/>
             <w:vAlign w:val="center"/>
           </w:tcPr>
           <w:p>
@@ -4077,7 +4075,7 @@
         </w:tc>
         <w:tc>
           <w:tcPr>
-            <w:tcW w:w="1638" w:type="dxa"/>
+            <w:tcW w:w="766" w:type="pct"/>
             <w:vAlign w:val="center"/>
           </w:tcPr>
           <w:p>
@@ -4117,14 +4115,7 @@
               <w:rPr>
                 <w:sz w:val="20"/>
               </w:rPr>
-              <w:t xml:space="preserve"> ellenőrzését </w:t>
-            </w:r>
-            <w:r>
-              <w:rPr>
-                <w:sz w:val="20"/>
-              </w:rPr>
-              <w:lastRenderedPageBreak/>
-              <w:t xml:space="preserve">követően a felhasználó </w:t>
+              <w:t xml:space="preserve"> ellenőrzését követően a felhasználó </w:t>
             </w:r>
             <w:r>
               <w:rPr>
@@ -4136,82 +4127,73 @@
         </w:tc>
         <w:tc>
           <w:tcPr>
-            <w:tcW w:w="1130" w:type="dxa"/>
-            <w:vAlign w:val="center"/>
-          </w:tcPr>
-          <w:p>
-            <w:pPr>
-              <w:pStyle w:val="NORMLSZVEG"/>
-              <w:spacing w:beforeLines="40" w:before="96" w:afterLines="40" w:after="96"/>
-              <w:jc w:val="center"/>
-              <w:rPr>
-                <w:sz w:val="20"/>
-              </w:rPr>
-            </w:pPr>
-            <w:r>
-              <w:rPr>
-                <w:sz w:val="20"/>
-              </w:rPr>
-              <w:lastRenderedPageBreak/>
+            <w:tcW w:w="528" w:type="pct"/>
+            <w:vAlign w:val="center"/>
+          </w:tcPr>
+          <w:p>
+            <w:pPr>
+              <w:pStyle w:val="NORMLSZVEG"/>
+              <w:spacing w:beforeLines="40" w:before="96" w:afterLines="40" w:after="96"/>
+              <w:jc w:val="center"/>
+              <w:rPr>
+                <w:sz w:val="20"/>
+              </w:rPr>
+            </w:pPr>
+            <w:r>
+              <w:rPr>
+                <w:sz w:val="20"/>
+              </w:rPr>
               <w:t>Magas</w:t>
             </w:r>
           </w:p>
         </w:tc>
         <w:tc>
           <w:tcPr>
-            <w:tcW w:w="1683" w:type="dxa"/>
-            <w:vAlign w:val="center"/>
-          </w:tcPr>
-          <w:p>
-            <w:pPr>
-              <w:pStyle w:val="NORMLSZVEG"/>
-              <w:spacing w:beforeLines="40" w:before="96" w:afterLines="40" w:after="96"/>
-              <w:jc w:val="left"/>
-              <w:rPr>
-                <w:sz w:val="20"/>
-              </w:rPr>
-            </w:pPr>
-            <w:r>
-              <w:rPr>
-                <w:sz w:val="20"/>
-              </w:rPr>
-              <w:t xml:space="preserve">A foglalás gomb megnyomása esetén a rendszer sikeresen átirányítja a </w:t>
-            </w:r>
-            <w:r>
-              <w:rPr>
-                <w:sz w:val="20"/>
-              </w:rPr>
-              <w:lastRenderedPageBreak/>
-              <w:t>megfelelő oldalra</w:t>
-            </w:r>
-          </w:p>
-        </w:tc>
-        <w:tc>
-          <w:tcPr>
-            <w:tcW w:w="1265" w:type="dxa"/>
-            <w:vAlign w:val="center"/>
-          </w:tcPr>
-          <w:p>
-            <w:pPr>
-              <w:pStyle w:val="NORMLSZVEG"/>
-              <w:spacing w:beforeLines="40" w:before="96" w:afterLines="40" w:after="96"/>
-              <w:jc w:val="center"/>
-              <w:rPr>
-                <w:sz w:val="20"/>
-              </w:rPr>
-            </w:pPr>
-            <w:r>
-              <w:rPr>
-                <w:sz w:val="20"/>
-              </w:rPr>
-              <w:lastRenderedPageBreak/>
+            <w:tcW w:w="787" w:type="pct"/>
+            <w:vAlign w:val="center"/>
+          </w:tcPr>
+          <w:p>
+            <w:pPr>
+              <w:pStyle w:val="NORMLSZVEG"/>
+              <w:spacing w:beforeLines="40" w:before="96" w:afterLines="40" w:after="96"/>
+              <w:jc w:val="left"/>
+              <w:rPr>
+                <w:sz w:val="20"/>
+              </w:rPr>
+            </w:pPr>
+            <w:r>
+              <w:rPr>
+                <w:sz w:val="20"/>
+              </w:rPr>
+              <w:t>A foglalás gomb megnyomása esetén a rendszer sikeresen átirányítja a megfelelő oldalra</w:t>
+            </w:r>
+          </w:p>
+        </w:tc>
+        <w:tc>
+          <w:tcPr>
+            <w:tcW w:w="591" w:type="pct"/>
+            <w:vAlign w:val="center"/>
+          </w:tcPr>
+          <w:p>
+            <w:pPr>
+              <w:pStyle w:val="NORMLSZVEG"/>
+              <w:spacing w:beforeLines="40" w:before="96" w:afterLines="40" w:after="96"/>
+              <w:jc w:val="center"/>
+              <w:rPr>
+                <w:sz w:val="20"/>
+              </w:rPr>
+            </w:pPr>
+            <w:r>
+              <w:rPr>
+                <w:sz w:val="20"/>
+              </w:rPr>
               <w:t>Frontend</w:t>
             </w:r>
           </w:p>
         </w:tc>
         <w:tc>
           <w:tcPr>
-            <w:tcW w:w="3307" w:type="dxa"/>
+            <w:tcW w:w="1546" w:type="pct"/>
             <w:vAlign w:val="center"/>
           </w:tcPr>
           <w:p>
@@ -4238,7 +4220,7 @@
         </w:trPr>
         <w:tc>
           <w:tcPr>
-            <w:tcW w:w="1672" w:type="dxa"/>
+            <w:tcW w:w="782" w:type="pct"/>
             <w:vAlign w:val="center"/>
           </w:tcPr>
           <w:p>
@@ -4260,7 +4242,7 @@
         </w:tc>
         <w:tc>
           <w:tcPr>
-            <w:tcW w:w="1638" w:type="dxa"/>
+            <w:tcW w:w="766" w:type="pct"/>
             <w:vAlign w:val="center"/>
           </w:tcPr>
           <w:p>
@@ -4283,7 +4265,7 @@
         </w:tc>
         <w:tc>
           <w:tcPr>
-            <w:tcW w:w="1130" w:type="dxa"/>
+            <w:tcW w:w="528" w:type="pct"/>
             <w:vAlign w:val="center"/>
           </w:tcPr>
           <w:p>
@@ -4305,7 +4287,7 @@
         </w:tc>
         <w:tc>
           <w:tcPr>
-            <w:tcW w:w="1683" w:type="dxa"/>
+            <w:tcW w:w="787" w:type="pct"/>
             <w:vAlign w:val="center"/>
           </w:tcPr>
           <w:p>
@@ -4327,7 +4309,7 @@
         </w:tc>
         <w:tc>
           <w:tcPr>
-            <w:tcW w:w="1265" w:type="dxa"/>
+            <w:tcW w:w="591" w:type="pct"/>
             <w:vAlign w:val="center"/>
           </w:tcPr>
           <w:p>
@@ -4349,7 +4331,7 @@
         </w:tc>
         <w:tc>
           <w:tcPr>
-            <w:tcW w:w="3307" w:type="dxa"/>
+            <w:tcW w:w="1546" w:type="pct"/>
             <w:vAlign w:val="center"/>
           </w:tcPr>
           <w:p>
@@ -4376,7 +4358,7 @@
         </w:trPr>
         <w:tc>
           <w:tcPr>
-            <w:tcW w:w="1672" w:type="dxa"/>
+            <w:tcW w:w="782" w:type="pct"/>
             <w:vAlign w:val="center"/>
           </w:tcPr>
           <w:p>
@@ -4398,95 +4380,111 @@
         </w:tc>
         <w:tc>
           <w:tcPr>
-            <w:tcW w:w="1638" w:type="dxa"/>
-            <w:vAlign w:val="center"/>
-          </w:tcPr>
-          <w:p>
-            <w:pPr>
-              <w:pStyle w:val="NORMLSZVEG"/>
-              <w:spacing w:beforeLines="40" w:before="96" w:afterLines="40" w:after="96"/>
-              <w:jc w:val="left"/>
-              <w:rPr>
-                <w:sz w:val="20"/>
-              </w:rPr>
-            </w:pPr>
-            <w:r>
-              <w:rPr>
-                <w:sz w:val="20"/>
-              </w:rPr>
-              <w:t>A felhasználó számára egy űrlap megjelenítése, mely sikeres kitöltésével a foglalás elküldése elérhetővé válik</w:t>
-            </w:r>
-          </w:p>
-        </w:tc>
-        <w:tc>
-          <w:tcPr>
-            <w:tcW w:w="1130" w:type="dxa"/>
-            <w:vAlign w:val="center"/>
-          </w:tcPr>
-          <w:p>
-            <w:pPr>
-              <w:pStyle w:val="NORMLSZVEG"/>
-              <w:spacing w:beforeLines="40" w:before="96" w:afterLines="40" w:after="96"/>
-              <w:jc w:val="center"/>
-              <w:rPr>
-                <w:sz w:val="20"/>
-              </w:rPr>
-            </w:pPr>
-            <w:r>
-              <w:rPr>
-                <w:sz w:val="20"/>
-              </w:rPr>
+            <w:tcW w:w="766" w:type="pct"/>
+            <w:vAlign w:val="center"/>
+          </w:tcPr>
+          <w:p>
+            <w:pPr>
+              <w:pStyle w:val="NORMLSZVEG"/>
+              <w:spacing w:beforeLines="40" w:before="96" w:afterLines="40" w:after="96"/>
+              <w:jc w:val="left"/>
+              <w:rPr>
+                <w:sz w:val="20"/>
+              </w:rPr>
+            </w:pPr>
+            <w:r>
+              <w:rPr>
+                <w:sz w:val="20"/>
+              </w:rPr>
+              <w:t xml:space="preserve">A felhasználó számára egy űrlap </w:t>
+            </w:r>
+            <w:r>
+              <w:rPr>
+                <w:sz w:val="20"/>
+              </w:rPr>
+              <w:lastRenderedPageBreak/>
+              <w:t>megjelenítése, mely sikeres kitöltésével a foglalás elküldése elérhetővé válik</w:t>
+            </w:r>
+          </w:p>
+        </w:tc>
+        <w:tc>
+          <w:tcPr>
+            <w:tcW w:w="528" w:type="pct"/>
+            <w:vAlign w:val="center"/>
+          </w:tcPr>
+          <w:p>
+            <w:pPr>
+              <w:pStyle w:val="NORMLSZVEG"/>
+              <w:spacing w:beforeLines="40" w:before="96" w:afterLines="40" w:after="96"/>
+              <w:jc w:val="center"/>
+              <w:rPr>
+                <w:sz w:val="20"/>
+              </w:rPr>
+            </w:pPr>
+            <w:r>
+              <w:rPr>
+                <w:sz w:val="20"/>
+              </w:rPr>
+              <w:lastRenderedPageBreak/>
               <w:t>Magas</w:t>
             </w:r>
           </w:p>
         </w:tc>
         <w:tc>
           <w:tcPr>
-            <w:tcW w:w="1683" w:type="dxa"/>
-            <w:vAlign w:val="center"/>
-          </w:tcPr>
-          <w:p>
-            <w:pPr>
-              <w:pStyle w:val="NORMLSZVEG"/>
-              <w:spacing w:beforeLines="40" w:before="96" w:afterLines="40" w:after="96"/>
-              <w:jc w:val="left"/>
-              <w:rPr>
-                <w:sz w:val="20"/>
-              </w:rPr>
-            </w:pPr>
-            <w:r>
-              <w:rPr>
-                <w:sz w:val="20"/>
-              </w:rPr>
-              <w:t>A helyes űrlapok sikeres elérése, melynek kitöltésével a foglalás elindítható</w:t>
-            </w:r>
-          </w:p>
-        </w:tc>
-        <w:tc>
-          <w:tcPr>
-            <w:tcW w:w="1265" w:type="dxa"/>
-            <w:vAlign w:val="center"/>
-          </w:tcPr>
-          <w:p>
-            <w:pPr>
-              <w:pStyle w:val="NORMLSZVEG"/>
-              <w:spacing w:beforeLines="40" w:before="96" w:afterLines="40" w:after="96"/>
-              <w:jc w:val="center"/>
-              <w:rPr>
-                <w:sz w:val="20"/>
-              </w:rPr>
-            </w:pPr>
-            <w:r>
-              <w:rPr>
-                <w:sz w:val="20"/>
-              </w:rPr>
+            <w:tcW w:w="787" w:type="pct"/>
+            <w:vAlign w:val="center"/>
+          </w:tcPr>
+          <w:p>
+            <w:pPr>
+              <w:pStyle w:val="NORMLSZVEG"/>
+              <w:spacing w:beforeLines="40" w:before="96" w:afterLines="40" w:after="96"/>
+              <w:jc w:val="left"/>
+              <w:rPr>
+                <w:sz w:val="20"/>
+              </w:rPr>
+            </w:pPr>
+            <w:r>
+              <w:rPr>
+                <w:sz w:val="20"/>
+              </w:rPr>
+              <w:t xml:space="preserve">A helyes űrlapok sikeres elérése, </w:t>
+            </w:r>
+            <w:r>
+              <w:rPr>
+                <w:sz w:val="20"/>
+              </w:rPr>
+              <w:lastRenderedPageBreak/>
+              <w:t>melynek kitöltésével a foglalás elindítható</w:t>
+            </w:r>
+          </w:p>
+        </w:tc>
+        <w:tc>
+          <w:tcPr>
+            <w:tcW w:w="591" w:type="pct"/>
+            <w:vAlign w:val="center"/>
+          </w:tcPr>
+          <w:p>
+            <w:pPr>
+              <w:pStyle w:val="NORMLSZVEG"/>
+              <w:spacing w:beforeLines="40" w:before="96" w:afterLines="40" w:after="96"/>
+              <w:jc w:val="center"/>
+              <w:rPr>
+                <w:sz w:val="20"/>
+              </w:rPr>
+            </w:pPr>
+            <w:r>
+              <w:rPr>
+                <w:sz w:val="20"/>
+              </w:rPr>
+              <w:lastRenderedPageBreak/>
               <w:t>Frontend</w:t>
             </w:r>
           </w:p>
         </w:tc>
         <w:tc>
           <w:tcPr>
-            <w:tcW w:w="3307" w:type="dxa"/>
+            <w:tcW w:w="1546" w:type="pct"/>
             <w:vAlign w:val="center"/>
           </w:tcPr>
           <w:p>
@@ -4513,7 +4511,7 @@
         </w:trPr>
         <w:tc>
           <w:tcPr>
-            <w:tcW w:w="1672" w:type="dxa"/>
+            <w:tcW w:w="782" w:type="pct"/>
             <w:vAlign w:val="center"/>
           </w:tcPr>
           <w:p>
@@ -4547,7 +4545,7 @@
         </w:tc>
         <w:tc>
           <w:tcPr>
-            <w:tcW w:w="1638" w:type="dxa"/>
+            <w:tcW w:w="766" w:type="pct"/>
             <w:vAlign w:val="center"/>
           </w:tcPr>
           <w:p>
@@ -4569,7 +4567,7 @@
         </w:tc>
         <w:tc>
           <w:tcPr>
-            <w:tcW w:w="1130" w:type="dxa"/>
+            <w:tcW w:w="528" w:type="pct"/>
             <w:vAlign w:val="center"/>
           </w:tcPr>
           <w:p>
@@ -4591,7 +4589,7 @@
         </w:tc>
         <w:tc>
           <w:tcPr>
-            <w:tcW w:w="1683" w:type="dxa"/>
+            <w:tcW w:w="787" w:type="pct"/>
             <w:vAlign w:val="center"/>
           </w:tcPr>
           <w:p>
@@ -4669,36 +4667,28 @@
               <w:rPr>
                 <w:sz w:val="20"/>
               </w:rPr>
-              <w:t xml:space="preserve">a felhasználó kosara kiürül, a film, és/vagy sorozat kínálatban a megfelelő termékek esetén a megfelelő mennyiséggel csökken a darabszám információ, illetve egy megerősítő email kerül kiküldésre a felhasználónak a </w:t>
-            </w:r>
-            <w:r>
-              <w:rPr>
-                <w:sz w:val="20"/>
-              </w:rPr>
-              <w:lastRenderedPageBreak/>
-              <w:t>foglalásról</w:t>
-            </w:r>
-          </w:p>
-        </w:tc>
-        <w:tc>
-          <w:tcPr>
-            <w:tcW w:w="1265" w:type="dxa"/>
-            <w:vAlign w:val="center"/>
-          </w:tcPr>
-          <w:p>
-            <w:pPr>
-              <w:pStyle w:val="NORMLSZVEG"/>
-              <w:spacing w:beforeLines="40" w:before="96" w:afterLines="40" w:after="96"/>
-              <w:jc w:val="center"/>
-              <w:rPr>
-                <w:sz w:val="20"/>
-              </w:rPr>
-            </w:pPr>
-            <w:r>
-              <w:rPr>
-                <w:sz w:val="20"/>
-              </w:rPr>
-              <w:lastRenderedPageBreak/>
+              <w:t>a felhasználó kosara kiürül, a film, és/vagy sorozat kínálatban a megfelelő termékek esetén a megfelelő mennyiséggel csökken a darabszám információ, illetve egy megerősítő email kerül kiküldésre a felhasználónak a foglalásról</w:t>
+            </w:r>
+          </w:p>
+        </w:tc>
+        <w:tc>
+          <w:tcPr>
+            <w:tcW w:w="591" w:type="pct"/>
+            <w:vAlign w:val="center"/>
+          </w:tcPr>
+          <w:p>
+            <w:pPr>
+              <w:pStyle w:val="NORMLSZVEG"/>
+              <w:spacing w:beforeLines="40" w:before="96" w:afterLines="40" w:after="96"/>
+              <w:jc w:val="center"/>
+              <w:rPr>
+                <w:sz w:val="20"/>
+              </w:rPr>
+            </w:pPr>
+            <w:r>
+              <w:rPr>
+                <w:sz w:val="20"/>
+              </w:rPr>
               <w:t>Frontend, backend, adatbázis</w:t>
             </w:r>
             <w:r>
@@ -4711,7 +4701,7 @@
         </w:tc>
         <w:tc>
           <w:tcPr>
-            <w:tcW w:w="3307" w:type="dxa"/>
+            <w:tcW w:w="1546" w:type="pct"/>
             <w:vAlign w:val="center"/>
           </w:tcPr>
           <w:p>
@@ -4782,7 +4772,7 @@
         </w:trPr>
         <w:tc>
           <w:tcPr>
-            <w:tcW w:w="1672" w:type="dxa"/>
+            <w:tcW w:w="782" w:type="pct"/>
             <w:vAlign w:val="center"/>
           </w:tcPr>
           <w:p>
@@ -4804,7 +4794,7 @@
         </w:tc>
         <w:tc>
           <w:tcPr>
-            <w:tcW w:w="1638" w:type="dxa"/>
+            <w:tcW w:w="766" w:type="pct"/>
             <w:vAlign w:val="center"/>
           </w:tcPr>
           <w:p>
@@ -4826,7 +4816,7 @@
         </w:tc>
         <w:tc>
           <w:tcPr>
-            <w:tcW w:w="1130" w:type="dxa"/>
+            <w:tcW w:w="528" w:type="pct"/>
             <w:vAlign w:val="center"/>
           </w:tcPr>
           <w:p>
@@ -4848,7 +4838,7 @@
         </w:tc>
         <w:tc>
           <w:tcPr>
-            <w:tcW w:w="1683" w:type="dxa"/>
+            <w:tcW w:w="787" w:type="pct"/>
             <w:vAlign w:val="center"/>
           </w:tcPr>
           <w:p>
@@ -4870,7 +4860,7 @@
         </w:tc>
         <w:tc>
           <w:tcPr>
-            <w:tcW w:w="1265" w:type="dxa"/>
+            <w:tcW w:w="591" w:type="pct"/>
             <w:vAlign w:val="center"/>
           </w:tcPr>
           <w:p>
@@ -4892,7 +4882,7 @@
         </w:tc>
         <w:tc>
           <w:tcPr>
-            <w:tcW w:w="3307" w:type="dxa"/>
+            <w:tcW w:w="1546" w:type="pct"/>
             <w:vAlign w:val="center"/>
           </w:tcPr>
           <w:p>
@@ -4979,7 +4969,7 @@
         </w:trPr>
         <w:tc>
           <w:tcPr>
-            <w:tcW w:w="1672" w:type="dxa"/>
+            <w:tcW w:w="782" w:type="pct"/>
             <w:vAlign w:val="center"/>
           </w:tcPr>
           <w:p>
@@ -5003,29 +4993,44 @@
               <w:rPr>
                 <w:sz w:val="20"/>
               </w:rPr>
-              <w:t xml:space="preserve"> foglalások oldal</w:t>
-            </w:r>
-          </w:p>
-        </w:tc>
-        <w:tc>
-          <w:tcPr>
-            <w:tcW w:w="1638" w:type="dxa"/>
-            <w:vAlign w:val="center"/>
-          </w:tcPr>
-          <w:p>
-            <w:pPr>
-              <w:pStyle w:val="NORMLSZVEG"/>
-              <w:spacing w:beforeLines="40" w:before="96" w:afterLines="40" w:after="96"/>
-              <w:jc w:val="left"/>
-              <w:rPr>
-                <w:sz w:val="20"/>
-              </w:rPr>
-            </w:pPr>
-            <w:r>
-              <w:rPr>
-                <w:sz w:val="20"/>
-              </w:rPr>
-              <w:t>A leadott foglalásadatok összesítésére szolgáló aloldal megjelenítése</w:t>
+              <w:t xml:space="preserve"> foglalások </w:t>
+            </w:r>
+            <w:r>
+              <w:rPr>
+                <w:sz w:val="20"/>
+              </w:rPr>
+              <w:lastRenderedPageBreak/>
+              <w:t>oldal</w:t>
+            </w:r>
+          </w:p>
+        </w:tc>
+        <w:tc>
+          <w:tcPr>
+            <w:tcW w:w="766" w:type="pct"/>
+            <w:vAlign w:val="center"/>
+          </w:tcPr>
+          <w:p>
+            <w:pPr>
+              <w:pStyle w:val="NORMLSZVEG"/>
+              <w:spacing w:beforeLines="40" w:before="96" w:afterLines="40" w:after="96"/>
+              <w:jc w:val="left"/>
+              <w:rPr>
+                <w:sz w:val="20"/>
+              </w:rPr>
+            </w:pPr>
+            <w:r>
+              <w:rPr>
+                <w:sz w:val="20"/>
+              </w:rPr>
+              <w:lastRenderedPageBreak/>
+              <w:t xml:space="preserve">A leadott foglalásadatok </w:t>
+            </w:r>
+            <w:r>
+              <w:rPr>
+                <w:sz w:val="20"/>
+              </w:rPr>
+              <w:lastRenderedPageBreak/>
+              <w:t>összesítésére szolgáló aloldal megjelenítése</w:t>
             </w:r>
           </w:p>
           <w:p>
@@ -5067,29 +5072,30 @@
         </w:tc>
         <w:tc>
           <w:tcPr>
-            <w:tcW w:w="1130" w:type="dxa"/>
-            <w:vAlign w:val="center"/>
-          </w:tcPr>
-          <w:p>
-            <w:pPr>
-              <w:pStyle w:val="NORMLSZVEG"/>
-              <w:spacing w:beforeLines="40" w:before="96" w:afterLines="40" w:after="96"/>
-              <w:jc w:val="center"/>
-              <w:rPr>
-                <w:sz w:val="20"/>
-              </w:rPr>
-            </w:pPr>
-            <w:r>
-              <w:rPr>
-                <w:sz w:val="20"/>
-              </w:rPr>
+            <w:tcW w:w="528" w:type="pct"/>
+            <w:vAlign w:val="center"/>
+          </w:tcPr>
+          <w:p>
+            <w:pPr>
+              <w:pStyle w:val="NORMLSZVEG"/>
+              <w:spacing w:beforeLines="40" w:before="96" w:afterLines="40" w:after="96"/>
+              <w:jc w:val="center"/>
+              <w:rPr>
+                <w:sz w:val="20"/>
+              </w:rPr>
+            </w:pPr>
+            <w:r>
+              <w:rPr>
+                <w:sz w:val="20"/>
+              </w:rPr>
+              <w:lastRenderedPageBreak/>
               <w:t>Magas</w:t>
             </w:r>
           </w:p>
         </w:tc>
         <w:tc>
           <w:tcPr>
-            <w:tcW w:w="1683" w:type="dxa"/>
+            <w:tcW w:w="787" w:type="pct"/>
             <w:vAlign w:val="center"/>
           </w:tcPr>
           <w:p>
@@ -5117,7 +5123,14 @@
               <w:rPr>
                 <w:sz w:val="20"/>
               </w:rPr>
-              <w:t xml:space="preserve"> megfelelő kijelzése a kapcsolódó </w:t>
+              <w:t xml:space="preserve"> </w:t>
+            </w:r>
+            <w:r>
+              <w:rPr>
+                <w:sz w:val="20"/>
+              </w:rPr>
+              <w:lastRenderedPageBreak/>
+              <w:t xml:space="preserve">megfelelő kijelzése a kapcsolódó </w:t>
             </w:r>
             <w:proofErr w:type="spellStart"/>
             <w:r>
@@ -5137,44 +5150,53 @@
         </w:tc>
         <w:tc>
           <w:tcPr>
-            <w:tcW w:w="1265" w:type="dxa"/>
-            <w:vAlign w:val="center"/>
-          </w:tcPr>
-          <w:p>
-            <w:pPr>
-              <w:pStyle w:val="NORMLSZVEG"/>
-              <w:spacing w:beforeLines="40" w:before="96" w:afterLines="40" w:after="96"/>
-              <w:jc w:val="center"/>
-              <w:rPr>
-                <w:sz w:val="20"/>
-              </w:rPr>
-            </w:pPr>
-            <w:r>
-              <w:rPr>
-                <w:sz w:val="20"/>
-              </w:rPr>
-              <w:t>Frontend, backend, adatbázis</w:t>
-            </w:r>
-          </w:p>
-        </w:tc>
-        <w:tc>
-          <w:tcPr>
-            <w:tcW w:w="3307" w:type="dxa"/>
-            <w:vAlign w:val="center"/>
-          </w:tcPr>
-          <w:p>
-            <w:pPr>
-              <w:pStyle w:val="NORMLSZVEG"/>
-              <w:spacing w:beforeLines="40" w:before="96" w:afterLines="40" w:after="96"/>
-              <w:jc w:val="left"/>
-              <w:rPr>
-                <w:sz w:val="20"/>
-              </w:rPr>
-            </w:pPr>
-            <w:r>
-              <w:rPr>
-                <w:sz w:val="20"/>
-              </w:rPr>
+            <w:tcW w:w="591" w:type="pct"/>
+            <w:vAlign w:val="center"/>
+          </w:tcPr>
+          <w:p>
+            <w:pPr>
+              <w:pStyle w:val="NORMLSZVEG"/>
+              <w:spacing w:beforeLines="40" w:before="96" w:afterLines="40" w:after="96"/>
+              <w:jc w:val="center"/>
+              <w:rPr>
+                <w:sz w:val="20"/>
+              </w:rPr>
+            </w:pPr>
+            <w:r>
+              <w:rPr>
+                <w:sz w:val="20"/>
+              </w:rPr>
+              <w:lastRenderedPageBreak/>
+              <w:t xml:space="preserve">Frontend, backend, </w:t>
+            </w:r>
+            <w:r>
+              <w:rPr>
+                <w:sz w:val="20"/>
+              </w:rPr>
+              <w:lastRenderedPageBreak/>
+              <w:t>adatbázis</w:t>
+            </w:r>
+          </w:p>
+        </w:tc>
+        <w:tc>
+          <w:tcPr>
+            <w:tcW w:w="1546" w:type="pct"/>
+            <w:vAlign w:val="center"/>
+          </w:tcPr>
+          <w:p>
+            <w:pPr>
+              <w:pStyle w:val="NORMLSZVEG"/>
+              <w:spacing w:beforeLines="40" w:before="96" w:afterLines="40" w:after="96"/>
+              <w:jc w:val="left"/>
+              <w:rPr>
+                <w:sz w:val="20"/>
+              </w:rPr>
+            </w:pPr>
+            <w:r>
+              <w:rPr>
+                <w:sz w:val="20"/>
+              </w:rPr>
+              <w:lastRenderedPageBreak/>
               <w:t>A megjelenített információk:</w:t>
             </w:r>
           </w:p>
@@ -5195,7 +5217,14 @@
               <w:rPr>
                 <w:sz w:val="20"/>
               </w:rPr>
-              <w:t>Felhasználó neve, email címe</w:t>
+              <w:t xml:space="preserve">Felhasználó neve, email </w:t>
+            </w:r>
+            <w:r>
+              <w:rPr>
+                <w:sz w:val="20"/>
+              </w:rPr>
+              <w:lastRenderedPageBreak/>
+              <w:t>címe</w:t>
             </w:r>
           </w:p>
           <w:p>
@@ -5246,7 +5275,7 @@
         </w:trPr>
         <w:tc>
           <w:tcPr>
-            <w:tcW w:w="1672" w:type="dxa"/>
+            <w:tcW w:w="782" w:type="pct"/>
             <w:vAlign w:val="center"/>
           </w:tcPr>
           <w:p>
@@ -5263,6 +5292,7 @@
               <w:rPr>
                 <w:sz w:val="20"/>
               </w:rPr>
+              <w:lastRenderedPageBreak/>
               <w:t>Admin</w:t>
             </w:r>
             <w:proofErr w:type="spellEnd"/>
@@ -5294,7 +5324,7 @@
         </w:tc>
         <w:tc>
           <w:tcPr>
-            <w:tcW w:w="1638" w:type="dxa"/>
+            <w:tcW w:w="766" w:type="pct"/>
             <w:vAlign w:val="center"/>
           </w:tcPr>
           <w:p>
@@ -5352,7 +5382,7 @@
         </w:tc>
         <w:tc>
           <w:tcPr>
-            <w:tcW w:w="1130" w:type="dxa"/>
+            <w:tcW w:w="528" w:type="pct"/>
             <w:vAlign w:val="center"/>
           </w:tcPr>
           <w:p>
@@ -5374,7 +5404,7 @@
         </w:tc>
         <w:tc>
           <w:tcPr>
-            <w:tcW w:w="1683" w:type="dxa"/>
+            <w:tcW w:w="787" w:type="pct"/>
             <w:vAlign w:val="center"/>
           </w:tcPr>
           <w:p>
@@ -5430,7 +5460,7 @@
         </w:tc>
         <w:tc>
           <w:tcPr>
-            <w:tcW w:w="1265" w:type="dxa"/>
+            <w:tcW w:w="591" w:type="pct"/>
             <w:vAlign w:val="center"/>
           </w:tcPr>
           <w:p>
@@ -5452,7 +5482,7 @@
         </w:tc>
         <w:tc>
           <w:tcPr>
-            <w:tcW w:w="3307" w:type="dxa"/>
+            <w:tcW w:w="1546" w:type="pct"/>
             <w:vAlign w:val="center"/>
           </w:tcPr>
           <w:p>
@@ -5479,7 +5509,7 @@
         </w:trPr>
         <w:tc>
           <w:tcPr>
-            <w:tcW w:w="1672" w:type="dxa"/>
+            <w:tcW w:w="782" w:type="pct"/>
             <w:vAlign w:val="center"/>
           </w:tcPr>
           <w:p>
@@ -5515,7 +5545,7 @@
         </w:tc>
         <w:tc>
           <w:tcPr>
-            <w:tcW w:w="1638" w:type="dxa"/>
+            <w:tcW w:w="766" w:type="pct"/>
             <w:vAlign w:val="center"/>
           </w:tcPr>
           <w:p>
@@ -5567,7 +5597,7 @@
         </w:tc>
         <w:tc>
           <w:tcPr>
-            <w:tcW w:w="1130" w:type="dxa"/>
+            <w:tcW w:w="528" w:type="pct"/>
             <w:vAlign w:val="center"/>
           </w:tcPr>
           <w:p>
@@ -5589,7 +5619,7 @@
         </w:tc>
         <w:tc>
           <w:tcPr>
-            <w:tcW w:w="1683" w:type="dxa"/>
+            <w:tcW w:w="787" w:type="pct"/>
             <w:vAlign w:val="center"/>
           </w:tcPr>
           <w:p>
@@ -5653,7 +5683,7 @@
         </w:tc>
         <w:tc>
           <w:tcPr>
-            <w:tcW w:w="1265" w:type="dxa"/>
+            <w:tcW w:w="591" w:type="pct"/>
             <w:vAlign w:val="center"/>
           </w:tcPr>
           <w:p>
@@ -5675,7 +5705,7 @@
         </w:tc>
         <w:tc>
           <w:tcPr>
-            <w:tcW w:w="3307" w:type="dxa"/>
+            <w:tcW w:w="1546" w:type="pct"/>
             <w:vAlign w:val="center"/>
           </w:tcPr>
           <w:p>
@@ -5762,7 +5792,7 @@
         </w:trPr>
         <w:tc>
           <w:tcPr>
-            <w:tcW w:w="1672" w:type="dxa"/>
+            <w:tcW w:w="782" w:type="pct"/>
             <w:vAlign w:val="center"/>
           </w:tcPr>
           <w:p>
@@ -5792,7 +5822,7 @@
         </w:tc>
         <w:tc>
           <w:tcPr>
-            <w:tcW w:w="1638" w:type="dxa"/>
+            <w:tcW w:w="766" w:type="pct"/>
             <w:vAlign w:val="center"/>
           </w:tcPr>
           <w:p>
@@ -5850,20 +5880,20 @@
               <w:rPr>
                 <w:sz w:val="20"/>
               </w:rPr>
-              <w:t xml:space="preserve"> jogosultsággal rendelkező </w:t>
+              <w:t xml:space="preserve"> jogosultsággal </w:t>
             </w:r>
             <w:r>
               <w:rPr>
                 <w:sz w:val="20"/>
               </w:rPr>
               <w:lastRenderedPageBreak/>
-              <w:t>felhasználók számára elérhető</w:t>
-            </w:r>
-          </w:p>
-        </w:tc>
-        <w:tc>
-          <w:tcPr>
-            <w:tcW w:w="1130" w:type="dxa"/>
+              <w:t>rendelkező felhasználók számára elérhető</w:t>
+            </w:r>
+          </w:p>
+        </w:tc>
+        <w:tc>
+          <w:tcPr>
+            <w:tcW w:w="528" w:type="pct"/>
             <w:vAlign w:val="center"/>
           </w:tcPr>
           <w:p>
@@ -5886,7 +5916,7 @@
         </w:tc>
         <w:tc>
           <w:tcPr>
-            <w:tcW w:w="1683" w:type="dxa"/>
+            <w:tcW w:w="787" w:type="pct"/>
             <w:vAlign w:val="center"/>
           </w:tcPr>
           <w:p>
@@ -5932,20 +5962,20 @@
               <w:rPr>
                 <w:sz w:val="20"/>
               </w:rPr>
-              <w:t xml:space="preserve">Az oldal csak megfelelő jogosultság birtokában érhető </w:t>
+              <w:t xml:space="preserve">Az oldal csak megfelelő jogosultság birtokában </w:t>
             </w:r>
             <w:r>
               <w:rPr>
                 <w:sz w:val="20"/>
               </w:rPr>
               <w:lastRenderedPageBreak/>
-              <w:t>el</w:t>
-            </w:r>
-          </w:p>
-        </w:tc>
-        <w:tc>
-          <w:tcPr>
-            <w:tcW w:w="1265" w:type="dxa"/>
+              <w:t>érhető el</w:t>
+            </w:r>
+          </w:p>
+        </w:tc>
+        <w:tc>
+          <w:tcPr>
+            <w:tcW w:w="591" w:type="pct"/>
             <w:vAlign w:val="center"/>
           </w:tcPr>
           <w:p>
@@ -5968,7 +5998,7 @@
         </w:tc>
         <w:tc>
           <w:tcPr>
-            <w:tcW w:w="3307" w:type="dxa"/>
+            <w:tcW w:w="1546" w:type="pct"/>
             <w:vAlign w:val="center"/>
           </w:tcPr>
           <w:p>
@@ -6116,7 +6146,7 @@
         </w:trPr>
         <w:tc>
           <w:tcPr>
-            <w:tcW w:w="1672" w:type="dxa"/>
+            <w:tcW w:w="782" w:type="pct"/>
             <w:vAlign w:val="center"/>
           </w:tcPr>
           <w:p>
@@ -6145,7 +6175,7 @@
         </w:tc>
         <w:tc>
           <w:tcPr>
-            <w:tcW w:w="1638" w:type="dxa"/>
+            <w:tcW w:w="766" w:type="pct"/>
             <w:vAlign w:val="center"/>
           </w:tcPr>
           <w:p>
@@ -6187,7 +6217,7 @@
         </w:tc>
         <w:tc>
           <w:tcPr>
-            <w:tcW w:w="1130" w:type="dxa"/>
+            <w:tcW w:w="528" w:type="pct"/>
             <w:vAlign w:val="center"/>
           </w:tcPr>
           <w:p>
@@ -6209,7 +6239,7 @@
         </w:tc>
         <w:tc>
           <w:tcPr>
-            <w:tcW w:w="1683" w:type="dxa"/>
+            <w:tcW w:w="787" w:type="pct"/>
             <w:vAlign w:val="center"/>
           </w:tcPr>
           <w:p>
@@ -6243,7 +6273,7 @@
         </w:tc>
         <w:tc>
           <w:tcPr>
-            <w:tcW w:w="1265" w:type="dxa"/>
+            <w:tcW w:w="591" w:type="pct"/>
             <w:vAlign w:val="center"/>
           </w:tcPr>
           <w:p>
@@ -6265,7 +6295,7 @@
         </w:tc>
         <w:tc>
           <w:tcPr>
-            <w:tcW w:w="3307" w:type="dxa"/>
+            <w:tcW w:w="1546" w:type="pct"/>
             <w:vAlign w:val="center"/>
           </w:tcPr>
           <w:p>
@@ -6330,7 +6360,7 @@
         </w:trPr>
         <w:tc>
           <w:tcPr>
-            <w:tcW w:w="1672" w:type="dxa"/>
+            <w:tcW w:w="782" w:type="pct"/>
             <w:vAlign w:val="center"/>
           </w:tcPr>
           <w:p>
@@ -6358,7 +6388,7 @@
         </w:tc>
         <w:tc>
           <w:tcPr>
-            <w:tcW w:w="1638" w:type="dxa"/>
+            <w:tcW w:w="766" w:type="pct"/>
             <w:vAlign w:val="center"/>
           </w:tcPr>
           <w:p>
@@ -6400,7 +6430,7 @@
         </w:tc>
         <w:tc>
           <w:tcPr>
-            <w:tcW w:w="1130" w:type="dxa"/>
+            <w:tcW w:w="528" w:type="pct"/>
             <w:vAlign w:val="center"/>
           </w:tcPr>
           <w:p>
@@ -6422,7 +6452,7 @@
         </w:tc>
         <w:tc>
           <w:tcPr>
-            <w:tcW w:w="1683" w:type="dxa"/>
+            <w:tcW w:w="787" w:type="pct"/>
             <w:vAlign w:val="center"/>
           </w:tcPr>
           <w:p>
@@ -6484,7 +6514,7 @@
         </w:tc>
         <w:tc>
           <w:tcPr>
-            <w:tcW w:w="1265" w:type="dxa"/>
+            <w:tcW w:w="591" w:type="pct"/>
             <w:vAlign w:val="center"/>
           </w:tcPr>
           <w:p>
@@ -6506,7 +6536,7 @@
         </w:tc>
         <w:tc>
           <w:tcPr>
-            <w:tcW w:w="3307" w:type="dxa"/>
+            <w:tcW w:w="1546" w:type="pct"/>
             <w:vAlign w:val="center"/>
           </w:tcPr>
           <w:p>
@@ -6533,7 +6563,7 @@
         </w:trPr>
         <w:tc>
           <w:tcPr>
-            <w:tcW w:w="1672" w:type="dxa"/>
+            <w:tcW w:w="782" w:type="pct"/>
             <w:vAlign w:val="center"/>
           </w:tcPr>
           <w:p>
@@ -6555,7 +6585,7 @@
         </w:tc>
         <w:tc>
           <w:tcPr>
-            <w:tcW w:w="1638" w:type="dxa"/>
+            <w:tcW w:w="766" w:type="pct"/>
             <w:vAlign w:val="center"/>
           </w:tcPr>
           <w:p>
@@ -6591,7 +6621,7 @@
         </w:tc>
         <w:tc>
           <w:tcPr>
-            <w:tcW w:w="1130" w:type="dxa"/>
+            <w:tcW w:w="528" w:type="pct"/>
             <w:vAlign w:val="center"/>
           </w:tcPr>
           <w:p>
@@ -6613,7 +6643,7 @@
         </w:tc>
         <w:tc>
           <w:tcPr>
-            <w:tcW w:w="1683" w:type="dxa"/>
+            <w:tcW w:w="787" w:type="pct"/>
             <w:vAlign w:val="center"/>
           </w:tcPr>
           <w:p>
@@ -6665,7 +6695,7 @@
         </w:tc>
         <w:tc>
           <w:tcPr>
-            <w:tcW w:w="1265" w:type="dxa"/>
+            <w:tcW w:w="591" w:type="pct"/>
             <w:vAlign w:val="center"/>
           </w:tcPr>
           <w:p>
@@ -6687,7 +6717,7 @@
         </w:tc>
         <w:tc>
           <w:tcPr>
-            <w:tcW w:w="3307" w:type="dxa"/>
+            <w:tcW w:w="1546" w:type="pct"/>
             <w:vAlign w:val="center"/>
           </w:tcPr>
           <w:p>
@@ -6714,7 +6744,7 @@
         </w:trPr>
         <w:tc>
           <w:tcPr>
-            <w:tcW w:w="1672" w:type="dxa"/>
+            <w:tcW w:w="782" w:type="pct"/>
             <w:vAlign w:val="center"/>
           </w:tcPr>
           <w:p>
@@ -6742,7 +6772,7 @@
         </w:tc>
         <w:tc>
           <w:tcPr>
-            <w:tcW w:w="1638" w:type="dxa"/>
+            <w:tcW w:w="766" w:type="pct"/>
             <w:vAlign w:val="center"/>
           </w:tcPr>
           <w:p>
@@ -6784,7 +6814,7 @@
         </w:tc>
         <w:tc>
           <w:tcPr>
-            <w:tcW w:w="1130" w:type="dxa"/>
+            <w:tcW w:w="528" w:type="pct"/>
             <w:vAlign w:val="center"/>
           </w:tcPr>
           <w:p>
@@ -6806,7 +6836,7 @@
         </w:tc>
         <w:tc>
           <w:tcPr>
-            <w:tcW w:w="1683" w:type="dxa"/>
+            <w:tcW w:w="787" w:type="pct"/>
             <w:vAlign w:val="center"/>
           </w:tcPr>
           <w:p>
@@ -6882,7 +6912,7 @@
         </w:tc>
         <w:tc>
           <w:tcPr>
-            <w:tcW w:w="1265" w:type="dxa"/>
+            <w:tcW w:w="591" w:type="pct"/>
             <w:vAlign w:val="center"/>
           </w:tcPr>
           <w:p>
@@ -6904,7 +6934,7 @@
         </w:tc>
         <w:tc>
           <w:tcPr>
-            <w:tcW w:w="3307" w:type="dxa"/>
+            <w:tcW w:w="1546" w:type="pct"/>
             <w:vAlign w:val="center"/>
           </w:tcPr>
           <w:p>
@@ -6931,29 +6961,30 @@
         </w:trPr>
         <w:tc>
           <w:tcPr>
-            <w:tcW w:w="1672" w:type="dxa"/>
-            <w:vAlign w:val="center"/>
-          </w:tcPr>
-          <w:p>
-            <w:pPr>
-              <w:pStyle w:val="NORMLSZVEG"/>
-              <w:spacing w:beforeLines="40" w:before="96" w:afterLines="40" w:after="96"/>
-              <w:jc w:val="center"/>
-              <w:rPr>
-                <w:sz w:val="20"/>
-              </w:rPr>
-            </w:pPr>
-            <w:r>
-              <w:rPr>
-                <w:sz w:val="20"/>
-              </w:rPr>
+            <w:tcW w:w="782" w:type="pct"/>
+            <w:vAlign w:val="center"/>
+          </w:tcPr>
+          <w:p>
+            <w:pPr>
+              <w:pStyle w:val="NORMLSZVEG"/>
+              <w:spacing w:beforeLines="40" w:before="96" w:afterLines="40" w:after="96"/>
+              <w:jc w:val="center"/>
+              <w:rPr>
+                <w:sz w:val="20"/>
+              </w:rPr>
+            </w:pPr>
+            <w:r>
+              <w:rPr>
+                <w:sz w:val="20"/>
+              </w:rPr>
+              <w:lastRenderedPageBreak/>
               <w:t>Szerkesztés</w:t>
             </w:r>
           </w:p>
         </w:tc>
         <w:tc>
           <w:tcPr>
-            <w:tcW w:w="1638" w:type="dxa"/>
+            <w:tcW w:w="766" w:type="pct"/>
             <w:vAlign w:val="center"/>
           </w:tcPr>
           <w:p>
@@ -6995,7 +7026,7 @@
         </w:tc>
         <w:tc>
           <w:tcPr>
-            <w:tcW w:w="1130" w:type="dxa"/>
+            <w:tcW w:w="528" w:type="pct"/>
             <w:vAlign w:val="center"/>
           </w:tcPr>
           <w:p>
@@ -7017,7 +7048,7 @@
         </w:tc>
         <w:tc>
           <w:tcPr>
-            <w:tcW w:w="1683" w:type="dxa"/>
+            <w:tcW w:w="787" w:type="pct"/>
             <w:vAlign w:val="center"/>
           </w:tcPr>
           <w:p>
@@ -7057,7 +7088,7 @@
         </w:tc>
         <w:tc>
           <w:tcPr>
-            <w:tcW w:w="1265" w:type="dxa"/>
+            <w:tcW w:w="591" w:type="pct"/>
             <w:vAlign w:val="center"/>
           </w:tcPr>
           <w:p>
@@ -7079,7 +7110,7 @@
         </w:tc>
         <w:tc>
           <w:tcPr>
-            <w:tcW w:w="3307" w:type="dxa"/>
+            <w:tcW w:w="1546" w:type="pct"/>
             <w:vAlign w:val="center"/>
           </w:tcPr>
           <w:p>
@@ -7104,7 +7135,6 @@
     <w:p/>
     <w:p>
       <w:r>
-        <w:lastRenderedPageBreak/>
         <w:br w:type="page"/>
       </w:r>
     </w:p>
@@ -7131,20 +7161,20 @@
     <w:tbl>
       <w:tblPr>
         <w:tblStyle w:val="Rcsostblzat"/>
-        <w:tblW w:w="9099" w:type="dxa"/>
+        <w:tblW w:w="5000" w:type="pct"/>
         <w:tblLook w:val="04A0" w:firstRow="1" w:lastRow="0" w:firstColumn="1" w:lastColumn="0" w:noHBand="0" w:noVBand="1"/>
       </w:tblPr>
       <w:tblGrid>
-        <w:gridCol w:w="1749"/>
-        <w:gridCol w:w="1816"/>
-        <w:gridCol w:w="1130"/>
-        <w:gridCol w:w="1860"/>
-        <w:gridCol w:w="2696"/>
+        <w:gridCol w:w="1755"/>
+        <w:gridCol w:w="1824"/>
+        <w:gridCol w:w="1135"/>
+        <w:gridCol w:w="1867"/>
+        <w:gridCol w:w="2707"/>
       </w:tblGrid>
       <w:tr>
         <w:tc>
           <w:tcPr>
-            <w:tcW w:w="2016" w:type="dxa"/>
+            <w:tcW w:w="945" w:type="pct"/>
             <w:vAlign w:val="center"/>
           </w:tcPr>
           <w:p>
@@ -7170,7 +7200,7 @@
         </w:tc>
         <w:tc>
           <w:tcPr>
-            <w:tcW w:w="1866" w:type="dxa"/>
+            <w:tcW w:w="982" w:type="pct"/>
             <w:vAlign w:val="center"/>
           </w:tcPr>
           <w:p>
@@ -7196,7 +7226,7 @@
         </w:tc>
         <w:tc>
           <w:tcPr>
-            <w:tcW w:w="1693" w:type="dxa"/>
+            <w:tcW w:w="611" w:type="pct"/>
             <w:vAlign w:val="center"/>
           </w:tcPr>
           <w:p>
@@ -7222,7 +7252,7 @@
         </w:tc>
         <w:tc>
           <w:tcPr>
-            <w:tcW w:w="1777" w:type="dxa"/>
+            <w:tcW w:w="1005" w:type="pct"/>
             <w:vAlign w:val="center"/>
           </w:tcPr>
           <w:p>
@@ -7248,7 +7278,7 @@
         </w:tc>
         <w:tc>
           <w:tcPr>
-            <w:tcW w:w="1747" w:type="dxa"/>
+            <w:tcW w:w="1457" w:type="pct"/>
             <w:vAlign w:val="center"/>
           </w:tcPr>
           <w:p>
@@ -7276,7 +7306,7 @@
       <w:tr>
         <w:tc>
           <w:tcPr>
-            <w:tcW w:w="2016" w:type="dxa"/>
+            <w:tcW w:w="945" w:type="pct"/>
             <w:vAlign w:val="center"/>
           </w:tcPr>
           <w:p>
@@ -7298,7 +7328,7 @@
         </w:tc>
         <w:tc>
           <w:tcPr>
-            <w:tcW w:w="1866" w:type="dxa"/>
+            <w:tcW w:w="982" w:type="pct"/>
             <w:vAlign w:val="center"/>
           </w:tcPr>
           <w:p>
@@ -7320,7 +7350,7 @@
         </w:tc>
         <w:tc>
           <w:tcPr>
-            <w:tcW w:w="1693" w:type="dxa"/>
+            <w:tcW w:w="611" w:type="pct"/>
             <w:vAlign w:val="center"/>
           </w:tcPr>
           <w:p>
@@ -7342,7 +7372,7 @@
         </w:tc>
         <w:tc>
           <w:tcPr>
-            <w:tcW w:w="1777" w:type="dxa"/>
+            <w:tcW w:w="1005" w:type="pct"/>
             <w:vAlign w:val="center"/>
           </w:tcPr>
           <w:p>
@@ -7396,7 +7426,7 @@
         </w:tc>
         <w:tc>
           <w:tcPr>
-            <w:tcW w:w="1747" w:type="dxa"/>
+            <w:tcW w:w="1457" w:type="pct"/>
             <w:vAlign w:val="center"/>
           </w:tcPr>
           <w:p>
@@ -7420,7 +7450,7 @@
       <w:tr>
         <w:tc>
           <w:tcPr>
-            <w:tcW w:w="2016" w:type="dxa"/>
+            <w:tcW w:w="945" w:type="pct"/>
             <w:vAlign w:val="center"/>
           </w:tcPr>
           <w:p>
@@ -7454,7 +7484,7 @@
         </w:tc>
         <w:tc>
           <w:tcPr>
-            <w:tcW w:w="1866" w:type="dxa"/>
+            <w:tcW w:w="982" w:type="pct"/>
             <w:vAlign w:val="center"/>
           </w:tcPr>
           <w:p>
@@ -7496,7 +7526,7 @@
         </w:tc>
         <w:tc>
           <w:tcPr>
-            <w:tcW w:w="1693" w:type="dxa"/>
+            <w:tcW w:w="611" w:type="pct"/>
             <w:vAlign w:val="center"/>
           </w:tcPr>
           <w:p>
@@ -7518,7 +7548,7 @@
         </w:tc>
         <w:tc>
           <w:tcPr>
-            <w:tcW w:w="1777" w:type="dxa"/>
+            <w:tcW w:w="1005" w:type="pct"/>
             <w:vAlign w:val="center"/>
           </w:tcPr>
           <w:p>
@@ -7556,7 +7586,7 @@
         </w:tc>
         <w:tc>
           <w:tcPr>
-            <w:tcW w:w="1747" w:type="dxa"/>
+            <w:tcW w:w="1457" w:type="pct"/>
             <w:vAlign w:val="center"/>
           </w:tcPr>
           <w:p>
@@ -7580,7 +7610,7 @@
       <w:tr>
         <w:tc>
           <w:tcPr>
-            <w:tcW w:w="2016" w:type="dxa"/>
+            <w:tcW w:w="945" w:type="pct"/>
             <w:vAlign w:val="center"/>
           </w:tcPr>
           <w:p>
@@ -7602,7 +7632,7 @@
         </w:tc>
         <w:tc>
           <w:tcPr>
-            <w:tcW w:w="1866" w:type="dxa"/>
+            <w:tcW w:w="982" w:type="pct"/>
             <w:vAlign w:val="center"/>
           </w:tcPr>
           <w:p>
@@ -7652,7 +7682,7 @@
         </w:tc>
         <w:tc>
           <w:tcPr>
-            <w:tcW w:w="1693" w:type="dxa"/>
+            <w:tcW w:w="611" w:type="pct"/>
             <w:vAlign w:val="center"/>
           </w:tcPr>
           <w:p>
@@ -7674,7 +7704,7 @@
         </w:tc>
         <w:tc>
           <w:tcPr>
-            <w:tcW w:w="1777" w:type="dxa"/>
+            <w:tcW w:w="1005" w:type="pct"/>
             <w:vAlign w:val="center"/>
           </w:tcPr>
           <w:p>
@@ -7756,7 +7786,7 @@
         </w:tc>
         <w:tc>
           <w:tcPr>
-            <w:tcW w:w="1747" w:type="dxa"/>
+            <w:tcW w:w="1457" w:type="pct"/>
             <w:vAlign w:val="center"/>
           </w:tcPr>
           <w:p>
@@ -7780,7 +7810,7 @@
       <w:tr>
         <w:tc>
           <w:tcPr>
-            <w:tcW w:w="2016" w:type="dxa"/>
+            <w:tcW w:w="945" w:type="pct"/>
             <w:vAlign w:val="center"/>
           </w:tcPr>
           <w:p>
@@ -7845,7 +7875,7 @@
         </w:tc>
         <w:tc>
           <w:tcPr>
-            <w:tcW w:w="1866" w:type="dxa"/>
+            <w:tcW w:w="982" w:type="pct"/>
             <w:vAlign w:val="center"/>
           </w:tcPr>
           <w:p>
@@ -7906,7 +7936,7 @@
         </w:tc>
         <w:tc>
           <w:tcPr>
-            <w:tcW w:w="1693" w:type="dxa"/>
+            <w:tcW w:w="611" w:type="pct"/>
             <w:vAlign w:val="center"/>
           </w:tcPr>
           <w:p>
@@ -7929,7 +7959,7 @@
         </w:tc>
         <w:tc>
           <w:tcPr>
-            <w:tcW w:w="1777" w:type="dxa"/>
+            <w:tcW w:w="1005" w:type="pct"/>
             <w:vAlign w:val="center"/>
           </w:tcPr>
           <w:p>
@@ -8091,7 +8121,7 @@
         </w:tc>
         <w:tc>
           <w:tcPr>
-            <w:tcW w:w="1747" w:type="dxa"/>
+            <w:tcW w:w="1457" w:type="pct"/>
             <w:vAlign w:val="center"/>
           </w:tcPr>
           <w:p>
@@ -8234,7 +8264,7 @@
       <w:tr>
         <w:tc>
           <w:tcPr>
-            <w:tcW w:w="2016" w:type="dxa"/>
+            <w:tcW w:w="945" w:type="pct"/>
             <w:vAlign w:val="center"/>
           </w:tcPr>
           <w:p>
@@ -8290,7 +8320,7 @@
         </w:tc>
         <w:tc>
           <w:tcPr>
-            <w:tcW w:w="1866" w:type="dxa"/>
+            <w:tcW w:w="982" w:type="pct"/>
             <w:vAlign w:val="center"/>
           </w:tcPr>
           <w:p>
@@ -8328,7 +8358,7 @@
         </w:tc>
         <w:tc>
           <w:tcPr>
-            <w:tcW w:w="1693" w:type="dxa"/>
+            <w:tcW w:w="611" w:type="pct"/>
             <w:vAlign w:val="center"/>
           </w:tcPr>
           <w:p>
@@ -8350,7 +8380,7 @@
         </w:tc>
         <w:tc>
           <w:tcPr>
-            <w:tcW w:w="1777" w:type="dxa"/>
+            <w:tcW w:w="1005" w:type="pct"/>
             <w:vAlign w:val="center"/>
           </w:tcPr>
           <w:p>
@@ -8420,7 +8450,7 @@
         </w:tc>
         <w:tc>
           <w:tcPr>
-            <w:tcW w:w="1747" w:type="dxa"/>
+            <w:tcW w:w="1457" w:type="pct"/>
             <w:vAlign w:val="center"/>
           </w:tcPr>
           <w:p>
@@ -8564,7 +8594,7 @@
       <w:tr>
         <w:tc>
           <w:tcPr>
-            <w:tcW w:w="2016" w:type="dxa"/>
+            <w:tcW w:w="945" w:type="pct"/>
             <w:vAlign w:val="center"/>
           </w:tcPr>
           <w:p>
@@ -8588,7 +8618,7 @@
         </w:tc>
         <w:tc>
           <w:tcPr>
-            <w:tcW w:w="1866" w:type="dxa"/>
+            <w:tcW w:w="982" w:type="pct"/>
             <w:vAlign w:val="center"/>
           </w:tcPr>
           <w:p>
@@ -8626,7 +8656,7 @@
         </w:tc>
         <w:tc>
           <w:tcPr>
-            <w:tcW w:w="1693" w:type="dxa"/>
+            <w:tcW w:w="611" w:type="pct"/>
             <w:vAlign w:val="center"/>
           </w:tcPr>
           <w:p>
@@ -8648,7 +8678,7 @@
         </w:tc>
         <w:tc>
           <w:tcPr>
-            <w:tcW w:w="1777" w:type="dxa"/>
+            <w:tcW w:w="1005" w:type="pct"/>
             <w:vAlign w:val="center"/>
           </w:tcPr>
           <w:p>
@@ -8741,7 +8771,7 @@
         </w:tc>
         <w:tc>
           <w:tcPr>
-            <w:tcW w:w="1747" w:type="dxa"/>
+            <w:tcW w:w="1457" w:type="pct"/>
             <w:vAlign w:val="center"/>
           </w:tcPr>
           <w:p>
@@ -8766,7 +8796,7 @@
       <w:tr>
         <w:tc>
           <w:tcPr>
-            <w:tcW w:w="2016" w:type="dxa"/>
+            <w:tcW w:w="945" w:type="pct"/>
             <w:vAlign w:val="center"/>
           </w:tcPr>
           <w:p>
@@ -8790,7 +8820,7 @@
         </w:tc>
         <w:tc>
           <w:tcPr>
-            <w:tcW w:w="1866" w:type="dxa"/>
+            <w:tcW w:w="982" w:type="pct"/>
             <w:vAlign w:val="center"/>
           </w:tcPr>
           <w:p>
@@ -8828,7 +8858,7 @@
         </w:tc>
         <w:tc>
           <w:tcPr>
-            <w:tcW w:w="1693" w:type="dxa"/>
+            <w:tcW w:w="611" w:type="pct"/>
             <w:vAlign w:val="center"/>
           </w:tcPr>
           <w:p>
@@ -8850,7 +8880,7 @@
         </w:tc>
         <w:tc>
           <w:tcPr>
-            <w:tcW w:w="1777" w:type="dxa"/>
+            <w:tcW w:w="1005" w:type="pct"/>
             <w:vAlign w:val="center"/>
           </w:tcPr>
           <w:p>
@@ -8904,7 +8934,7 @@
         </w:tc>
         <w:tc>
           <w:tcPr>
-            <w:tcW w:w="1747" w:type="dxa"/>
+            <w:tcW w:w="1457" w:type="pct"/>
             <w:vAlign w:val="center"/>
           </w:tcPr>
           <w:p>
@@ -8928,7 +8958,7 @@
       <w:tr>
         <w:tc>
           <w:tcPr>
-            <w:tcW w:w="2016" w:type="dxa"/>
+            <w:tcW w:w="945" w:type="pct"/>
             <w:vAlign w:val="center"/>
           </w:tcPr>
           <w:p>
@@ -8952,7 +8982,7 @@
         </w:tc>
         <w:tc>
           <w:tcPr>
-            <w:tcW w:w="1866" w:type="dxa"/>
+            <w:tcW w:w="982" w:type="pct"/>
             <w:vAlign w:val="center"/>
           </w:tcPr>
           <w:p>
@@ -8974,7 +9004,7 @@
         </w:tc>
         <w:tc>
           <w:tcPr>
-            <w:tcW w:w="1693" w:type="dxa"/>
+            <w:tcW w:w="611" w:type="pct"/>
             <w:vAlign w:val="center"/>
           </w:tcPr>
           <w:p>
@@ -8996,7 +9026,7 @@
         </w:tc>
         <w:tc>
           <w:tcPr>
-            <w:tcW w:w="1777" w:type="dxa"/>
+            <w:tcW w:w="1005" w:type="pct"/>
             <w:vAlign w:val="center"/>
           </w:tcPr>
           <w:p>
@@ -9034,7 +9064,7 @@
         </w:tc>
         <w:tc>
           <w:tcPr>
-            <w:tcW w:w="1747" w:type="dxa"/>
+            <w:tcW w:w="1457" w:type="pct"/>
             <w:vAlign w:val="center"/>
           </w:tcPr>
           <w:p>
@@ -9058,7 +9088,7 @@
       <w:tr>
         <w:tc>
           <w:tcPr>
-            <w:tcW w:w="2016" w:type="dxa"/>
+            <w:tcW w:w="945" w:type="pct"/>
             <w:vAlign w:val="center"/>
           </w:tcPr>
           <w:p>
@@ -9098,7 +9128,7 @@
         </w:tc>
         <w:tc>
           <w:tcPr>
-            <w:tcW w:w="1866" w:type="dxa"/>
+            <w:tcW w:w="982" w:type="pct"/>
             <w:vAlign w:val="center"/>
           </w:tcPr>
           <w:p>
@@ -9170,7 +9200,7 @@
         </w:tc>
         <w:tc>
           <w:tcPr>
-            <w:tcW w:w="1693" w:type="dxa"/>
+            <w:tcW w:w="611" w:type="pct"/>
             <w:vAlign w:val="center"/>
           </w:tcPr>
           <w:p>
@@ -9192,7 +9222,7 @@
         </w:tc>
         <w:tc>
           <w:tcPr>
-            <w:tcW w:w="1777" w:type="dxa"/>
+            <w:tcW w:w="1005" w:type="pct"/>
             <w:vAlign w:val="center"/>
           </w:tcPr>
           <w:p>
@@ -9325,7 +9355,7 @@
         </w:tc>
         <w:tc>
           <w:tcPr>
-            <w:tcW w:w="1747" w:type="dxa"/>
+            <w:tcW w:w="1457" w:type="pct"/>
             <w:vAlign w:val="center"/>
           </w:tcPr>
           <w:p>
@@ -9350,7 +9380,7 @@
       <w:tr>
         <w:tc>
           <w:tcPr>
-            <w:tcW w:w="2016" w:type="dxa"/>
+            <w:tcW w:w="945" w:type="pct"/>
             <w:vAlign w:val="center"/>
           </w:tcPr>
           <w:p>
@@ -9374,7 +9404,7 @@
         </w:tc>
         <w:tc>
           <w:tcPr>
-            <w:tcW w:w="1866" w:type="dxa"/>
+            <w:tcW w:w="982" w:type="pct"/>
             <w:vAlign w:val="center"/>
           </w:tcPr>
           <w:p>
@@ -9424,7 +9454,7 @@
         </w:tc>
         <w:tc>
           <w:tcPr>
-            <w:tcW w:w="1693" w:type="dxa"/>
+            <w:tcW w:w="611" w:type="pct"/>
             <w:vAlign w:val="center"/>
           </w:tcPr>
           <w:p>
@@ -9446,7 +9476,7 @@
         </w:tc>
         <w:tc>
           <w:tcPr>
-            <w:tcW w:w="1777" w:type="dxa"/>
+            <w:tcW w:w="1005" w:type="pct"/>
             <w:vAlign w:val="center"/>
           </w:tcPr>
           <w:p>
@@ -9500,7 +9530,7 @@
         </w:tc>
         <w:tc>
           <w:tcPr>
-            <w:tcW w:w="1747" w:type="dxa"/>
+            <w:tcW w:w="1457" w:type="pct"/>
             <w:vAlign w:val="center"/>
           </w:tcPr>
           <w:p>
@@ -9524,7 +9554,7 @@
       <w:tr>
         <w:tc>
           <w:tcPr>
-            <w:tcW w:w="2016" w:type="dxa"/>
+            <w:tcW w:w="945" w:type="pct"/>
             <w:vAlign w:val="center"/>
           </w:tcPr>
           <w:p>
@@ -9548,7 +9578,7 @@
         </w:tc>
         <w:tc>
           <w:tcPr>
-            <w:tcW w:w="1866" w:type="dxa"/>
+            <w:tcW w:w="982" w:type="pct"/>
             <w:vAlign w:val="center"/>
           </w:tcPr>
           <w:p>
@@ -9586,7 +9616,7 @@
         </w:tc>
         <w:tc>
           <w:tcPr>
-            <w:tcW w:w="1693" w:type="dxa"/>
+            <w:tcW w:w="611" w:type="pct"/>
             <w:vAlign w:val="center"/>
           </w:tcPr>
           <w:p>
@@ -9608,7 +9638,7 @@
         </w:tc>
         <w:tc>
           <w:tcPr>
-            <w:tcW w:w="1777" w:type="dxa"/>
+            <w:tcW w:w="1005" w:type="pct"/>
             <w:vAlign w:val="center"/>
           </w:tcPr>
           <w:p>
@@ -9662,7 +9692,7 @@
         </w:tc>
         <w:tc>
           <w:tcPr>
-            <w:tcW w:w="1747" w:type="dxa"/>
+            <w:tcW w:w="1457" w:type="pct"/>
             <w:vAlign w:val="center"/>
           </w:tcPr>
           <w:p>
@@ -9686,7 +9716,7 @@
       <w:tr>
         <w:tc>
           <w:tcPr>
-            <w:tcW w:w="2016" w:type="dxa"/>
+            <w:tcW w:w="945" w:type="pct"/>
             <w:vAlign w:val="center"/>
           </w:tcPr>
           <w:p>
@@ -9710,7 +9740,7 @@
         </w:tc>
         <w:tc>
           <w:tcPr>
-            <w:tcW w:w="1866" w:type="dxa"/>
+            <w:tcW w:w="982" w:type="pct"/>
             <w:vAlign w:val="center"/>
           </w:tcPr>
           <w:p>
@@ -9766,36 +9796,30 @@
               <w:rPr>
                 <w:sz w:val="20"/>
               </w:rPr>
-              <w:t xml:space="preserve">, még magas terhelés alatt </w:t>
-            </w:r>
+              <w:t>, még magas terhelés alatt is</w:t>
+            </w:r>
+          </w:p>
+          <w:p>
+            <w:pPr>
+              <w:pStyle w:val="NORMLSZVEG"/>
+              <w:spacing w:beforeLines="40" w:before="96" w:afterLines="40" w:after="96"/>
+              <w:jc w:val="left"/>
+              <w:rPr>
+                <w:sz w:val="20"/>
+              </w:rPr>
+            </w:pPr>
             <w:r>
               <w:rPr>
                 <w:sz w:val="20"/>
               </w:rPr>
               <w:lastRenderedPageBreak/>
-              <w:t>is</w:t>
-            </w:r>
-          </w:p>
-          <w:p>
-            <w:pPr>
-              <w:pStyle w:val="NORMLSZVEG"/>
-              <w:spacing w:beforeLines="40" w:before="96" w:afterLines="40" w:after="96"/>
-              <w:jc w:val="left"/>
-              <w:rPr>
-                <w:sz w:val="20"/>
-              </w:rPr>
-            </w:pPr>
-            <w:r>
-              <w:rPr>
-                <w:sz w:val="20"/>
-              </w:rPr>
               <w:t>A gyors kommunikáció magában foglalja az adatbázis lekérdezések optimalizálását, a megfelelő indexek és cache mechanizmusok használatát</w:t>
             </w:r>
           </w:p>
         </w:tc>
         <w:tc>
           <w:tcPr>
-            <w:tcW w:w="1693" w:type="dxa"/>
+            <w:tcW w:w="611" w:type="pct"/>
             <w:vAlign w:val="center"/>
           </w:tcPr>
           <w:p>
@@ -9818,7 +9842,7 @@
         </w:tc>
         <w:tc>
           <w:tcPr>
-            <w:tcW w:w="1777" w:type="dxa"/>
+            <w:tcW w:w="1005" w:type="pct"/>
             <w:vAlign w:val="center"/>
           </w:tcPr>
           <w:p>
@@ -9880,36 +9904,28 @@
               <w:rPr>
                 <w:sz w:val="20"/>
               </w:rPr>
-              <w:t xml:space="preserve">SQL lekérdezések optimalizálása, felesleges </w:t>
-            </w:r>
-            <w:r>
-              <w:rPr>
-                <w:sz w:val="20"/>
-              </w:rPr>
-              <w:lastRenderedPageBreak/>
-              <w:t>adatátvitel elkerülése</w:t>
-            </w:r>
-          </w:p>
-        </w:tc>
-        <w:tc>
-          <w:tcPr>
-            <w:tcW w:w="1747" w:type="dxa"/>
-            <w:vAlign w:val="center"/>
-          </w:tcPr>
-          <w:p>
-            <w:pPr>
-              <w:pStyle w:val="NORMLSZVEG"/>
-              <w:spacing w:beforeLines="40" w:before="96" w:afterLines="40" w:after="96"/>
-              <w:jc w:val="left"/>
-              <w:rPr>
-                <w:sz w:val="20"/>
-              </w:rPr>
-            </w:pPr>
-            <w:r>
-              <w:rPr>
-                <w:sz w:val="20"/>
-              </w:rPr>
-              <w:lastRenderedPageBreak/>
+              <w:t>SQL lekérdezések optimalizálása, felesleges adatátvitel elkerülése</w:t>
+            </w:r>
+          </w:p>
+        </w:tc>
+        <w:tc>
+          <w:tcPr>
+            <w:tcW w:w="1457" w:type="pct"/>
+            <w:vAlign w:val="center"/>
+          </w:tcPr>
+          <w:p>
+            <w:pPr>
+              <w:pStyle w:val="NORMLSZVEG"/>
+              <w:spacing w:beforeLines="40" w:before="96" w:afterLines="40" w:after="96"/>
+              <w:jc w:val="left"/>
+              <w:rPr>
+                <w:sz w:val="20"/>
+              </w:rPr>
+            </w:pPr>
+            <w:r>
+              <w:rPr>
+                <w:sz w:val="20"/>
+              </w:rPr>
               <w:t>A műveletvégzés során fellépő töltési idők a biztonságos műveletvégzést kívánják elősegíteni</w:t>
             </w:r>
           </w:p>
@@ -9918,7 +9934,7 @@
       <w:tr>
         <w:tc>
           <w:tcPr>
-            <w:tcW w:w="2016" w:type="dxa"/>
+            <w:tcW w:w="945" w:type="pct"/>
             <w:vAlign w:val="center"/>
           </w:tcPr>
           <w:p>
@@ -9940,7 +9956,7 @@
         </w:tc>
         <w:tc>
           <w:tcPr>
-            <w:tcW w:w="1866" w:type="dxa"/>
+            <w:tcW w:w="982" w:type="pct"/>
             <w:vAlign w:val="center"/>
           </w:tcPr>
           <w:p>
@@ -9978,7 +9994,7 @@
         </w:tc>
         <w:tc>
           <w:tcPr>
-            <w:tcW w:w="1693" w:type="dxa"/>
+            <w:tcW w:w="611" w:type="pct"/>
             <w:vAlign w:val="center"/>
           </w:tcPr>
           <w:p>
@@ -10000,7 +10016,7 @@
         </w:tc>
         <w:tc>
           <w:tcPr>
-            <w:tcW w:w="1777" w:type="dxa"/>
+            <w:tcW w:w="1005" w:type="pct"/>
             <w:vAlign w:val="center"/>
           </w:tcPr>
           <w:p>
@@ -10100,7 +10116,7 @@
         </w:tc>
         <w:tc>
           <w:tcPr>
-            <w:tcW w:w="1747" w:type="dxa"/>
+            <w:tcW w:w="1457" w:type="pct"/>
             <w:vAlign w:val="center"/>
           </w:tcPr>
           <w:p>
@@ -10124,7 +10140,7 @@
       <w:tr>
         <w:tc>
           <w:tcPr>
-            <w:tcW w:w="2016" w:type="dxa"/>
+            <w:tcW w:w="945" w:type="pct"/>
             <w:vAlign w:val="center"/>
           </w:tcPr>
           <w:p>
@@ -10146,7 +10162,7 @@
         </w:tc>
         <w:tc>
           <w:tcPr>
-            <w:tcW w:w="1866" w:type="dxa"/>
+            <w:tcW w:w="982" w:type="pct"/>
             <w:vAlign w:val="center"/>
           </w:tcPr>
           <w:p>
@@ -10204,7 +10220,7 @@
         </w:tc>
         <w:tc>
           <w:tcPr>
-            <w:tcW w:w="1693" w:type="dxa"/>
+            <w:tcW w:w="611" w:type="pct"/>
             <w:vAlign w:val="center"/>
           </w:tcPr>
           <w:p>
@@ -10226,7 +10242,7 @@
         </w:tc>
         <w:tc>
           <w:tcPr>
-            <w:tcW w:w="1777" w:type="dxa"/>
+            <w:tcW w:w="1005" w:type="pct"/>
             <w:vAlign w:val="center"/>
           </w:tcPr>
           <w:p>
@@ -10318,7 +10334,7 @@
         </w:tc>
         <w:tc>
           <w:tcPr>
-            <w:tcW w:w="1747" w:type="dxa"/>
+            <w:tcW w:w="1457" w:type="pct"/>
             <w:vAlign w:val="center"/>
           </w:tcPr>
           <w:p>
@@ -10342,36 +10358,36 @@
       <w:tr>
         <w:tc>
           <w:tcPr>
-            <w:tcW w:w="2016" w:type="dxa"/>
-            <w:vAlign w:val="center"/>
-          </w:tcPr>
-          <w:p>
-            <w:pPr>
-              <w:pStyle w:val="NORMLSZVEG"/>
-              <w:spacing w:beforeLines="40" w:before="96" w:afterLines="40" w:after="96"/>
-              <w:jc w:val="center"/>
-              <w:rPr>
-                <w:sz w:val="20"/>
-              </w:rPr>
-            </w:pPr>
-            <w:r>
-              <w:rPr>
-                <w:sz w:val="20"/>
-              </w:rPr>
-              <w:t xml:space="preserve">Alkalmazás funkcióinak </w:t>
+            <w:tcW w:w="945" w:type="pct"/>
+            <w:vAlign w:val="center"/>
+          </w:tcPr>
+          <w:p>
+            <w:pPr>
+              <w:pStyle w:val="NORMLSZVEG"/>
+              <w:spacing w:beforeLines="40" w:before="96" w:afterLines="40" w:after="96"/>
+              <w:jc w:val="center"/>
+              <w:rPr>
+                <w:sz w:val="20"/>
+              </w:rPr>
+            </w:pPr>
+            <w:r>
+              <w:rPr>
+                <w:sz w:val="20"/>
+              </w:rPr>
+              <w:t xml:space="preserve">Alkalmazás funkcióinak következetes </w:t>
             </w:r>
             <w:r>
               <w:rPr>
                 <w:sz w:val="20"/>
               </w:rPr>
               <w:lastRenderedPageBreak/>
-              <w:t>következetes működése</w:t>
-            </w:r>
-          </w:p>
-        </w:tc>
-        <w:tc>
-          <w:tcPr>
-            <w:tcW w:w="1866" w:type="dxa"/>
+              <w:t>működése</w:t>
+            </w:r>
+          </w:p>
+        </w:tc>
+        <w:tc>
+          <w:tcPr>
+            <w:tcW w:w="982" w:type="pct"/>
             <w:vAlign w:val="center"/>
           </w:tcPr>
           <w:p>
@@ -10388,14 +10404,14 @@
                 <w:sz w:val="20"/>
               </w:rPr>
               <w:lastRenderedPageBreak/>
-              <w:t xml:space="preserve">Az egyes rendszerműveletek </w:t>
+              <w:t xml:space="preserve">Az egyes rendszerműveletek és felhasználói interakciók mindig </w:t>
             </w:r>
             <w:r>
               <w:rPr>
                 <w:sz w:val="20"/>
               </w:rPr>
               <w:lastRenderedPageBreak/>
-              <w:t>és felhasználói interakciók mindig a várható és tervezett módon történnek, függetlenül attól, hogy a felhasználó hogyan használja az alkalmazást</w:t>
+              <w:t>a várható és tervezett módon történnek, függetlenül attól, hogy a felhasználó hogyan használja az alkalmazást</w:t>
             </w:r>
           </w:p>
           <w:p>
@@ -10429,7 +10445,7 @@
         </w:tc>
         <w:tc>
           <w:tcPr>
-            <w:tcW w:w="1693" w:type="dxa"/>
+            <w:tcW w:w="611" w:type="pct"/>
             <w:vAlign w:val="center"/>
           </w:tcPr>
           <w:p>
@@ -10452,30 +10468,30 @@
         </w:tc>
         <w:tc>
           <w:tcPr>
-            <w:tcW w:w="1777" w:type="dxa"/>
-            <w:vAlign w:val="center"/>
-          </w:tcPr>
-          <w:p>
-            <w:pPr>
-              <w:pStyle w:val="NORMLSZVEG"/>
-              <w:spacing w:beforeLines="40" w:before="96" w:afterLines="40" w:after="96"/>
-              <w:jc w:val="left"/>
-              <w:rPr>
-                <w:sz w:val="20"/>
-              </w:rPr>
-            </w:pPr>
-            <w:r>
-              <w:rPr>
-                <w:sz w:val="20"/>
-              </w:rPr>
-              <w:t xml:space="preserve">Minden alkalmazásfunkció </w:t>
+            <w:tcW w:w="1005" w:type="pct"/>
+            <w:vAlign w:val="center"/>
+          </w:tcPr>
+          <w:p>
+            <w:pPr>
+              <w:pStyle w:val="NORMLSZVEG"/>
+              <w:spacing w:beforeLines="40" w:before="96" w:afterLines="40" w:after="96"/>
+              <w:jc w:val="left"/>
+              <w:rPr>
+                <w:sz w:val="20"/>
+              </w:rPr>
+            </w:pPr>
+            <w:r>
+              <w:rPr>
+                <w:sz w:val="20"/>
+              </w:rPr>
+              <w:t xml:space="preserve">Minden alkalmazásfunkció és folyamat végrehajtása </w:t>
             </w:r>
             <w:r>
               <w:rPr>
                 <w:sz w:val="20"/>
               </w:rPr>
               <w:lastRenderedPageBreak/>
-              <w:t>és folyamat végrehajtása következetes módon zajlik</w:t>
+              <w:t>következetes módon zajlik</w:t>
             </w:r>
           </w:p>
           <w:p>
@@ -10513,7 +10529,7 @@
         </w:tc>
         <w:tc>
           <w:tcPr>
-            <w:tcW w:w="1747" w:type="dxa"/>
+            <w:tcW w:w="1457" w:type="pct"/>
             <w:vAlign w:val="center"/>
           </w:tcPr>
           <w:p>
@@ -10538,7 +10554,7 @@
       <w:tr>
         <w:tc>
           <w:tcPr>
-            <w:tcW w:w="2016" w:type="dxa"/>
+            <w:tcW w:w="945" w:type="pct"/>
             <w:vAlign w:val="center"/>
           </w:tcPr>
           <w:p>
@@ -10560,7 +10576,7 @@
         </w:tc>
         <w:tc>
           <w:tcPr>
-            <w:tcW w:w="1866" w:type="dxa"/>
+            <w:tcW w:w="982" w:type="pct"/>
             <w:vAlign w:val="center"/>
           </w:tcPr>
           <w:p>
@@ -10598,7 +10614,7 @@
         </w:tc>
         <w:tc>
           <w:tcPr>
-            <w:tcW w:w="1693" w:type="dxa"/>
+            <w:tcW w:w="611" w:type="pct"/>
             <w:vAlign w:val="center"/>
           </w:tcPr>
           <w:p>
@@ -10620,7 +10636,7 @@
         </w:tc>
         <w:tc>
           <w:tcPr>
-            <w:tcW w:w="1777" w:type="dxa"/>
+            <w:tcW w:w="1005" w:type="pct"/>
             <w:vAlign w:val="center"/>
           </w:tcPr>
           <w:p>
@@ -10704,7 +10720,7 @@
         </w:tc>
         <w:tc>
           <w:tcPr>
-            <w:tcW w:w="1747" w:type="dxa"/>
+            <w:tcW w:w="1457" w:type="pct"/>
             <w:vAlign w:val="center"/>
           </w:tcPr>
           <w:p>
@@ -10728,7 +10744,7 @@
       <w:tr>
         <w:tc>
           <w:tcPr>
-            <w:tcW w:w="2016" w:type="dxa"/>
+            <w:tcW w:w="945" w:type="pct"/>
             <w:vAlign w:val="center"/>
           </w:tcPr>
           <w:p>
@@ -10750,7 +10766,7 @@
         </w:tc>
         <w:tc>
           <w:tcPr>
-            <w:tcW w:w="1866" w:type="dxa"/>
+            <w:tcW w:w="982" w:type="pct"/>
             <w:vAlign w:val="center"/>
           </w:tcPr>
           <w:p>
@@ -10772,7 +10788,7 @@
         </w:tc>
         <w:tc>
           <w:tcPr>
-            <w:tcW w:w="1693" w:type="dxa"/>
+            <w:tcW w:w="611" w:type="pct"/>
             <w:vAlign w:val="center"/>
           </w:tcPr>
           <w:p>
@@ -10794,7 +10810,7 @@
         </w:tc>
         <w:tc>
           <w:tcPr>
-            <w:tcW w:w="1777" w:type="dxa"/>
+            <w:tcW w:w="1005" w:type="pct"/>
             <w:vAlign w:val="center"/>
           </w:tcPr>
           <w:p>
@@ -10834,7 +10850,7 @@
         </w:tc>
         <w:tc>
           <w:tcPr>
-            <w:tcW w:w="1747" w:type="dxa"/>
+            <w:tcW w:w="1457" w:type="pct"/>
             <w:vAlign w:val="center"/>
           </w:tcPr>
           <w:p>
